--- a/store/sarrants_resume.docx
+++ b/store/sarrants_resume.docx
@@ -10,11 +10,15 @@
         </w:tabs>
         <w:rPr>
           <w:rFonts w:ascii="Aptos" w:eastAsia="Roboto" w:hAnsi="Aptos" w:cs="Roboto"/>
+          <w:sz w:val="48"/>
+          <w:szCs w:val="48"/>
         </w:rPr>
       </w:pPr>
       <w:r>
         <w:rPr>
           <w:rFonts w:ascii="Aptos" w:eastAsia="Roboto" w:hAnsi="Aptos" w:cs="Roboto"/>
+          <w:sz w:val="48"/>
+          <w:szCs w:val="48"/>
         </w:rPr>
         <w:t>Steve Arrants</w:t>
       </w:r>
@@ -27,63 +31,89 @@
         </w:tabs>
         <w:rPr>
           <w:rFonts w:ascii="Aptos" w:hAnsi="Aptos"/>
-        </w:rPr>
-      </w:pPr>
-      <w:r>
-        <w:rPr>
-          <w:rFonts w:ascii="Aptos" w:hAnsi="Aptos"/>
+          <w:sz w:val="28"/>
+          <w:szCs w:val="28"/>
+        </w:rPr>
+      </w:pPr>
+      <w:r>
+        <w:rPr>
+          <w:rFonts w:ascii="Aptos" w:hAnsi="Aptos"/>
+          <w:sz w:val="28"/>
+          <w:szCs w:val="28"/>
         </w:rPr>
         <w:t>Technical Writer</w:t>
       </w:r>
       <w:r>
         <w:rPr>
           <w:rFonts w:ascii="Aptos" w:hAnsi="Aptos"/>
-        </w:rPr>
-        <w:t xml:space="preserve"> | </w:t>
-      </w:r>
-      <w:r>
-        <w:rPr>
-          <w:rFonts w:ascii="Aptos" w:hAnsi="Aptos"/>
+          <w:sz w:val="28"/>
+          <w:szCs w:val="28"/>
+        </w:rPr>
+        <w:t xml:space="preserve"> and</w:t>
+      </w:r>
+      <w:r>
+        <w:rPr>
+          <w:rFonts w:ascii="Aptos" w:hAnsi="Aptos"/>
+          <w:sz w:val="28"/>
+          <w:szCs w:val="28"/>
+        </w:rPr>
+        <w:t xml:space="preserve"> </w:t>
+      </w:r>
+      <w:r>
+        <w:rPr>
+          <w:rFonts w:ascii="Aptos" w:hAnsi="Aptos"/>
+          <w:sz w:val="28"/>
+          <w:szCs w:val="28"/>
         </w:rPr>
         <w:t>Editor</w:t>
       </w:r>
       <w:r>
         <w:rPr>
           <w:rFonts w:ascii="Aptos" w:hAnsi="Aptos"/>
-        </w:rPr>
-        <w:t xml:space="preserve"> | </w:t>
-      </w:r>
-      <w:r>
-        <w:rPr>
-          <w:rFonts w:ascii="Aptos" w:hAnsi="Aptos"/>
-        </w:rPr>
-        <w:t xml:space="preserve">Manager | </w:t>
-      </w:r>
-      <w:r>
-        <w:rPr>
-          <w:rFonts w:ascii="Aptos" w:hAnsi="Aptos"/>
-        </w:rPr>
-        <w:t>Communicator</w:t>
-      </w:r>
-    </w:p>
-    <w:p>
-      <w:pPr>
-        <w:spacing w:before="80" w:after="80"/>
-        <w:rPr>
-          <w:rFonts w:ascii="Aptos" w:hAnsi="Aptos"/>
-          <w:i/>
-          <w:sz w:val="22"/>
-          <w:szCs w:val="22"/>
-        </w:rPr>
-      </w:pPr>
-      <w:r>
-        <w:rPr>
-          <w:rFonts w:ascii="Aptos" w:hAnsi="Aptos"/>
-          <w:i/>
-          <w:sz w:val="22"/>
-          <w:szCs w:val="22"/>
-        </w:rPr>
-        <w:t>Technical Writing and Editing Leader: 20+ years of experience driving efficiency and cost savings in documentation creation for global tech and startups. Expertise in streamlining workflows, implementing modern tools (Git, single-source, doc-as-code), and leading teams to deliver high-quality content.</w:t>
+          <w:sz w:val="28"/>
+          <w:szCs w:val="28"/>
+        </w:rPr>
+        <w:t xml:space="preserve"> </w:t>
+      </w:r>
+      <w:r>
+        <w:rPr>
+          <w:rFonts w:ascii="Aptos" w:hAnsi="Aptos"/>
+          <w:sz w:val="28"/>
+          <w:szCs w:val="28"/>
+        </w:rPr>
+        <w:t xml:space="preserve">| </w:t>
+      </w:r>
+      <w:r>
+        <w:rPr>
+          <w:rFonts w:ascii="Aptos" w:hAnsi="Aptos"/>
+          <w:sz w:val="28"/>
+          <w:szCs w:val="28"/>
+        </w:rPr>
+        <w:t xml:space="preserve">Writing Manager </w:t>
+      </w:r>
+      <w:r>
+        <w:rPr>
+          <w:rFonts w:ascii="Aptos" w:hAnsi="Aptos"/>
+          <w:sz w:val="28"/>
+          <w:szCs w:val="28"/>
+        </w:rPr>
+        <w:t>|</w:t>
+      </w:r>
+      <w:r>
+        <w:rPr>
+          <w:rFonts w:ascii="Aptos" w:hAnsi="Aptos"/>
+          <w:sz w:val="28"/>
+          <w:szCs w:val="28"/>
+        </w:rPr>
+        <w:t xml:space="preserve"> </w:t>
+      </w:r>
+      <w:r>
+        <w:rPr>
+          <w:rFonts w:ascii="Aptos" w:hAnsi="Aptos"/>
+          <w:sz w:val="28"/>
+          <w:szCs w:val="28"/>
+        </w:rPr>
+        <w:t>Documentation Engineer</w:t>
       </w:r>
     </w:p>
     <w:p>
@@ -99,6 +129,33 @@
           <w:szCs w:val="18"/>
         </w:rPr>
       </w:pPr>
+      <w:r>
+        <w:rPr>
+          <w:rFonts w:ascii="Aptos" w:hAnsi="Aptos"/>
+          <w:color w:val="5A5A5A"/>
+          <w:sz w:val="18"/>
+          <w:szCs w:val="18"/>
+        </w:rPr>
+        <w:t>South Burlington VT | 802.881.1726</w:t>
+      </w:r>
+      <w:r>
+        <w:rPr>
+          <w:rStyle w:val="Hyperlink"/>
+          <w:rFonts w:ascii="Aptos" w:hAnsi="Aptos"/>
+          <w:sz w:val="18"/>
+          <w:szCs w:val="18"/>
+        </w:rPr>
+        <w:t xml:space="preserve"> </w:t>
+      </w:r>
+      <w:r>
+        <w:rPr>
+          <w:rFonts w:ascii="Aptos" w:hAnsi="Aptos"/>
+          <w:color w:val="5A5A5A"/>
+          <w:sz w:val="18"/>
+          <w:szCs w:val="18"/>
+        </w:rPr>
+        <w:t xml:space="preserve">| </w:t>
+      </w:r>
       <w:hyperlink r:id="rId7" w:history="1">
         <w:r>
           <w:rPr>
@@ -150,58 +207,23 @@
           <w:t>mailto:sarrants@gmail.com</w:t>
         </w:r>
       </w:hyperlink>
-      <w:r>
-        <w:rPr>
-          <w:rStyle w:val="Hyperlink"/>
-          <w:rFonts w:ascii="Aptos" w:hAnsi="Aptos"/>
-          <w:sz w:val="18"/>
-          <w:szCs w:val="18"/>
-        </w:rPr>
-        <w:t xml:space="preserve"> </w:t>
-      </w:r>
-      <w:r>
+    </w:p>
+    <w:p>
+      <w:pPr>
+        <w:tabs>
+          <w:tab w:val="right" w:pos="10710"/>
+        </w:tabs>
         <w:rPr>
           <w:rFonts w:ascii="Aptos" w:hAnsi="Aptos"/>
           <w:color w:val="5A5A5A"/>
           <w:sz w:val="18"/>
           <w:szCs w:val="18"/>
         </w:rPr>
-        <w:t xml:space="preserve">| </w:t>
-      </w:r>
-      <w:r>
-        <w:rPr>
-          <w:rFonts w:ascii="Aptos" w:hAnsi="Aptos"/>
-          <w:color w:val="5A5A5A"/>
-          <w:sz w:val="18"/>
-          <w:szCs w:val="18"/>
-        </w:rPr>
-        <w:t xml:space="preserve">137 Country Club Dr. E South Burlington VT 05403 | </w:t>
-      </w:r>
-      <w:r>
-        <w:rPr>
-          <w:rFonts w:ascii="Aptos" w:hAnsi="Aptos"/>
-          <w:color w:val="5A5A5A"/>
-          <w:sz w:val="18"/>
-          <w:szCs w:val="18"/>
-        </w:rPr>
-        <w:t>802.881.1726</w:t>
-      </w:r>
-    </w:p>
-    <w:p>
-      <w:pPr>
-        <w:tabs>
-          <w:tab w:val="right" w:pos="10710"/>
-        </w:tabs>
-        <w:rPr>
-          <w:rFonts w:ascii="Aptos" w:hAnsi="Aptos"/>
-          <w:color w:val="5A5A5A"/>
-          <w:sz w:val="18"/>
-          <w:szCs w:val="18"/>
-        </w:rPr>
-      </w:pPr>
-      <w:r>
-        <w:rPr>
-          <w:rFonts w:ascii="Aptos" w:hAnsi="Aptos"/>
+      </w:pPr>
+      <w:r>
+        <w:rPr>
+          <w:rFonts w:ascii="Aptos" w:hAnsi="Aptos"/>
+          <w:sz w:val="22"/>
         </w:rPr>
         <w:pict w14:anchorId="7AE66716">
           <v:rect id="_x0000_i1025" style="width:0;height:1.5pt" o:hralign="center" o:hrstd="t" o:hr="t" fillcolor="#a0a0a0" stroked="f"/>
@@ -221,86 +243,24 @@
         <w:rPr>
           <w:rFonts w:ascii="Aptos" w:hAnsi="Aptos"/>
         </w:rPr>
-        <w:t>Biography</w:t>
-      </w:r>
-    </w:p>
-    <w:p>
-      <w:pPr>
-        <w:rPr>
-          <w:rFonts w:ascii="Aptos" w:hAnsi="Aptos"/>
-        </w:rPr>
-      </w:pPr>
-      <w:r>
-        <w:rPr>
-          <w:rFonts w:ascii="Aptos" w:hAnsi="Aptos"/>
-        </w:rPr>
-        <w:t>Steve Arrants</w:t>
-      </w:r>
-      <w:r>
-        <w:rPr>
-          <w:rFonts w:ascii="Aptos" w:hAnsi="Aptos"/>
-        </w:rPr>
-        <w:t xml:space="preserve"> has been a professional technical writer, </w:t>
-      </w:r>
-      <w:r>
-        <w:rPr>
-          <w:rFonts w:ascii="Aptos" w:hAnsi="Aptos"/>
-        </w:rPr>
-        <w:t>editor, and manager in Vermont since 2003</w:t>
-      </w:r>
-      <w:r>
-        <w:rPr>
-          <w:rFonts w:ascii="Aptos" w:hAnsi="Aptos"/>
-        </w:rPr>
-        <w:t>. He has worked on-site and remotely in industries ranging from scientific and medical devices to IPaaS systems. He enjoys showing others how to plan, produce,</w:t>
-      </w:r>
-      <w:r>
-        <w:rPr>
-          <w:rFonts w:ascii="Aptos" w:hAnsi="Aptos"/>
-        </w:rPr>
-        <w:t xml:space="preserve"> and improve technical documentation</w:t>
-      </w:r>
-      <w:r>
-        <w:rPr>
-          <w:rFonts w:ascii="Aptos" w:hAnsi="Aptos"/>
-        </w:rPr>
-        <w:t xml:space="preserve">. </w:t>
-      </w:r>
-      <w:r>
-        <w:rPr>
-          <w:rFonts w:ascii="Aptos" w:hAnsi="Aptos"/>
-        </w:rPr>
-        <w:t>Steve</w:t>
-      </w:r>
-      <w:r>
-        <w:rPr>
-          <w:rFonts w:ascii="Aptos" w:hAnsi="Aptos"/>
-        </w:rPr>
-        <w:t xml:space="preserve"> is professionally interested in </w:t>
-      </w:r>
-      <w:r>
-        <w:rPr>
-          <w:rFonts w:ascii="Aptos" w:hAnsi="Aptos"/>
-        </w:rPr>
-        <w:t xml:space="preserve">finding and using the most efficient </w:t>
-      </w:r>
-      <w:r>
-        <w:rPr>
-          <w:rFonts w:ascii="Aptos" w:hAnsi="Aptos"/>
-        </w:rPr>
-        <w:t>tools</w:t>
-      </w:r>
-      <w:r>
-        <w:rPr>
-          <w:rFonts w:ascii="Aptos" w:hAnsi="Aptos"/>
-        </w:rPr>
-        <w:t xml:space="preserve"> and processes</w:t>
-      </w:r>
-      <w:r>
-        <w:rPr>
-          <w:rFonts w:ascii="Aptos" w:hAnsi="Aptos"/>
-        </w:rPr>
-        <w:t>.</w:t>
+        <w:t>Professional Summary</w:t>
+      </w:r>
+    </w:p>
+    <w:p>
+      <w:pPr>
+        <w:rPr>
+          <w:rFonts w:ascii="Aptos" w:hAnsi="Aptos"/>
+          <w:sz w:val="22"/>
+          <w:szCs w:val="22"/>
+        </w:rPr>
+      </w:pPr>
+      <w:r>
+        <w:rPr>
+          <w:rFonts w:ascii="Aptos" w:hAnsi="Aptos"/>
+          <w:sz w:val="22"/>
+          <w:szCs w:val="22"/>
+        </w:rPr>
+        <w:t>Technical Writing Expert with 20+ years of experience creating comprehensive documentation for complex software platforms and scientific applications. Adept at collaborating with cross-functional teams to produce user-friendly content for diverse technical audiences. Skilled in implementing docs-as-code approaches and streamlining documentation processes for efficiency and cost savings.</w:t>
       </w:r>
     </w:p>
     <w:p>
@@ -310,12 +270,16 @@
           <w:rFonts w:ascii="Aptos" w:hAnsi="Aptos"/>
         </w:rPr>
         <w:sectPr>
-          <w:headerReference w:type="default" r:id="rId10"/>
+          <w:headerReference w:type="even" r:id="rId10"/>
+          <w:headerReference w:type="default" r:id="rId11"/>
+          <w:footerReference w:type="even" r:id="rId12"/>
+          <w:footerReference w:type="default" r:id="rId13"/>
+          <w:headerReference w:type="first" r:id="rId14"/>
+          <w:footerReference w:type="first" r:id="rId15"/>
+          <w:type w:val="continuous"/>
           <w:pgSz w:w="12240" w:h="15840"/>
-          <w:pgMar w:top="360" w:right="576" w:bottom="360" w:left="720" w:header="720" w:footer="720" w:gutter="0"/>
-          <w:pgNumType w:start="1"/>
+          <w:pgMar w:top="1440" w:right="1080" w:bottom="1440" w:left="1080" w:header="431" w:footer="432" w:gutter="0"/>
           <w:cols w:space="720"/>
-          <w:titlePg/>
           <w:docGrid w:linePitch="313"/>
         </w:sectPr>
       </w:pPr>
@@ -323,7 +287,300 @@
         <w:rPr>
           <w:rFonts w:ascii="Aptos" w:hAnsi="Aptos"/>
         </w:rPr>
-        <w:t>Subject Matter Expertise &amp; Tools Knowledge</w:t>
+        <w:t>Core Competencies</w:t>
+      </w:r>
+    </w:p>
+    <w:p>
+      <w:pPr>
+        <w:numPr>
+          <w:ilvl w:val="0"/>
+          <w:numId w:val="10"/>
+        </w:numPr>
+        <w:tabs>
+          <w:tab w:val="right" w:pos="10710"/>
+        </w:tabs>
+        <w:rPr>
+          <w:rFonts w:ascii="Aptos" w:hAnsi="Aptos"/>
+          <w:sz w:val="22"/>
+        </w:rPr>
+      </w:pPr>
+      <w:r>
+        <w:rPr>
+          <w:rFonts w:ascii="Aptos" w:hAnsi="Aptos"/>
+          <w:sz w:val="22"/>
+        </w:rPr>
+        <w:t>Technical Documentation Creation</w:t>
+      </w:r>
+    </w:p>
+    <w:p>
+      <w:pPr>
+        <w:numPr>
+          <w:ilvl w:val="0"/>
+          <w:numId w:val="10"/>
+        </w:numPr>
+        <w:tabs>
+          <w:tab w:val="right" w:pos="10710"/>
+        </w:tabs>
+        <w:rPr>
+          <w:rFonts w:ascii="Aptos" w:hAnsi="Aptos"/>
+          <w:sz w:val="22"/>
+        </w:rPr>
+      </w:pPr>
+      <w:r>
+        <w:rPr>
+          <w:rFonts w:ascii="Aptos" w:hAnsi="Aptos"/>
+          <w:sz w:val="22"/>
+        </w:rPr>
+        <w:t>API and Developer Documentation</w:t>
+      </w:r>
+    </w:p>
+    <w:p>
+      <w:pPr>
+        <w:numPr>
+          <w:ilvl w:val="0"/>
+          <w:numId w:val="10"/>
+        </w:numPr>
+        <w:tabs>
+          <w:tab w:val="right" w:pos="10710"/>
+        </w:tabs>
+        <w:rPr>
+          <w:rFonts w:ascii="Aptos" w:hAnsi="Aptos"/>
+          <w:sz w:val="22"/>
+        </w:rPr>
+      </w:pPr>
+      <w:r>
+        <w:rPr>
+          <w:rFonts w:ascii="Aptos" w:hAnsi="Aptos"/>
+          <w:sz w:val="22"/>
+        </w:rPr>
+        <w:t>Cross-Functional Collaboration</w:t>
+      </w:r>
+    </w:p>
+    <w:p>
+      <w:pPr>
+        <w:numPr>
+          <w:ilvl w:val="0"/>
+          <w:numId w:val="10"/>
+        </w:numPr>
+        <w:tabs>
+          <w:tab w:val="right" w:pos="10710"/>
+        </w:tabs>
+        <w:rPr>
+          <w:rFonts w:ascii="Aptos" w:hAnsi="Aptos"/>
+          <w:sz w:val="22"/>
+        </w:rPr>
+      </w:pPr>
+      <w:r>
+        <w:rPr>
+          <w:rFonts w:ascii="Aptos" w:hAnsi="Aptos"/>
+          <w:sz w:val="22"/>
+        </w:rPr>
+        <w:t>User-Centric Content Development</w:t>
+      </w:r>
+    </w:p>
+    <w:p>
+      <w:pPr>
+        <w:numPr>
+          <w:ilvl w:val="0"/>
+          <w:numId w:val="10"/>
+        </w:numPr>
+        <w:tabs>
+          <w:tab w:val="right" w:pos="10710"/>
+        </w:tabs>
+        <w:rPr>
+          <w:rFonts w:ascii="Aptos" w:hAnsi="Aptos"/>
+          <w:sz w:val="22"/>
+        </w:rPr>
+      </w:pPr>
+      <w:r>
+        <w:rPr>
+          <w:rFonts w:ascii="Aptos" w:hAnsi="Aptos"/>
+          <w:sz w:val="22"/>
+        </w:rPr>
+        <w:t>Docs-as-Code Methodologies</w:t>
+      </w:r>
+    </w:p>
+    <w:p>
+      <w:pPr>
+        <w:numPr>
+          <w:ilvl w:val="0"/>
+          <w:numId w:val="10"/>
+        </w:numPr>
+        <w:tabs>
+          <w:tab w:val="right" w:pos="10710"/>
+        </w:tabs>
+        <w:rPr>
+          <w:rFonts w:ascii="Aptos" w:hAnsi="Aptos"/>
+          <w:sz w:val="22"/>
+        </w:rPr>
+      </w:pPr>
+      <w:r>
+        <w:rPr>
+          <w:rFonts w:ascii="Aptos" w:hAnsi="Aptos"/>
+          <w:sz w:val="22"/>
+        </w:rPr>
+        <w:t>Content Strategy and Planning</w:t>
+      </w:r>
+    </w:p>
+    <w:p>
+      <w:pPr>
+        <w:numPr>
+          <w:ilvl w:val="0"/>
+          <w:numId w:val="10"/>
+        </w:numPr>
+        <w:tabs>
+          <w:tab w:val="right" w:pos="10710"/>
+        </w:tabs>
+        <w:rPr>
+          <w:rFonts w:ascii="Aptos" w:hAnsi="Aptos"/>
+          <w:sz w:val="22"/>
+        </w:rPr>
+      </w:pPr>
+      <w:r>
+        <w:rPr>
+          <w:rFonts w:ascii="Aptos" w:hAnsi="Aptos"/>
+          <w:sz w:val="22"/>
+        </w:rPr>
+        <w:t>Agile Development Processes</w:t>
+      </w:r>
+    </w:p>
+    <w:p>
+      <w:pPr>
+        <w:numPr>
+          <w:ilvl w:val="0"/>
+          <w:numId w:val="10"/>
+        </w:numPr>
+        <w:tabs>
+          <w:tab w:val="right" w:pos="10710"/>
+        </w:tabs>
+        <w:rPr>
+          <w:rFonts w:ascii="Aptos" w:hAnsi="Aptos"/>
+          <w:sz w:val="22"/>
+        </w:rPr>
+        <w:sectPr>
+          <w:type w:val="continuous"/>
+          <w:pgSz w:w="12240" w:h="15840"/>
+          <w:pgMar w:top="1440" w:right="1080" w:bottom="1440" w:left="1080" w:header="431" w:footer="432" w:gutter="0"/>
+          <w:cols w:num="2" w:space="720"/>
+          <w:docGrid w:linePitch="313"/>
+        </w:sectPr>
+      </w:pPr>
+      <w:r>
+        <w:rPr>
+          <w:rFonts w:ascii="Aptos" w:hAnsi="Aptos"/>
+          <w:sz w:val="22"/>
+        </w:rPr>
+        <w:t>Training Material Development</w:t>
+      </w:r>
+    </w:p>
+    <w:p>
+      <w:pPr>
+        <w:pStyle w:val="Heading1"/>
+        <w:rPr>
+          <w:rFonts w:ascii="Aptos" w:hAnsi="Aptos"/>
+        </w:rPr>
+      </w:pPr>
+      <w:r>
+        <w:rPr>
+          <w:rFonts w:ascii="Aptos" w:hAnsi="Aptos"/>
+        </w:rPr>
+        <w:t>Career Highlights</w:t>
+      </w:r>
+    </w:p>
+    <w:p>
+      <w:pPr>
+        <w:pStyle w:val="Heading2"/>
+        <w:rPr>
+          <w:rFonts w:ascii="Aptos" w:hAnsi="Aptos"/>
+          <w:sz w:val="22"/>
+          <w:szCs w:val="22"/>
+        </w:rPr>
+      </w:pPr>
+      <w:r>
+        <w:rPr>
+          <w:rFonts w:ascii="Aptos" w:hAnsi="Aptos"/>
+          <w:sz w:val="22"/>
+          <w:szCs w:val="22"/>
+        </w:rPr>
+        <w:t>Technical Writer (</w:t>
+      </w:r>
+      <w:proofErr w:type="gramStart"/>
+      <w:r>
+        <w:rPr>
+          <w:rFonts w:ascii="Aptos" w:hAnsi="Aptos"/>
+          <w:sz w:val="22"/>
+          <w:szCs w:val="22"/>
+        </w:rPr>
+        <w:t xml:space="preserve">Expert) </w:t>
+      </w:r>
+      <w:r>
+        <w:rPr>
+          <w:rFonts w:ascii="Aptos" w:hAnsi="Aptos"/>
+          <w:sz w:val="22"/>
+          <w:szCs w:val="22"/>
+        </w:rPr>
+        <w:t xml:space="preserve"> </w:t>
+      </w:r>
+      <w:r>
+        <w:rPr>
+          <w:rFonts w:ascii="Aptos" w:hAnsi="Aptos"/>
+          <w:sz w:val="22"/>
+          <w:szCs w:val="22"/>
+        </w:rPr>
+        <w:t xml:space="preserve"> </w:t>
+      </w:r>
+      <w:proofErr w:type="gramEnd"/>
+      <w:r>
+        <w:rPr>
+          <w:rFonts w:ascii="Aptos" w:hAnsi="Aptos"/>
+          <w:sz w:val="22"/>
+          <w:szCs w:val="22"/>
+        </w:rPr>
+        <w:t xml:space="preserve">                                                                                                                                      2019 – 2021</w:t>
+      </w:r>
+    </w:p>
+    <w:p>
+      <w:pPr>
+        <w:tabs>
+          <w:tab w:val="right" w:pos="10710"/>
+        </w:tabs>
+        <w:rPr>
+          <w:rFonts w:ascii="Aptos" w:hAnsi="Aptos"/>
+          <w:sz w:val="22"/>
+          <w:szCs w:val="22"/>
+          <w:lang w:val="fr-CA"/>
+        </w:rPr>
+      </w:pPr>
+      <w:r>
+        <w:rPr>
+          <w:rFonts w:ascii="Aptos" w:hAnsi="Aptos"/>
+          <w:sz w:val="22"/>
+          <w:szCs w:val="22"/>
+          <w:lang w:val="fr-CA"/>
+        </w:rPr>
+        <w:t>Agilent Technologies, Inc., Winooski, Vermont</w:t>
+      </w:r>
+    </w:p>
+    <w:p>
+      <w:pPr>
+        <w:tabs>
+          <w:tab w:val="right" w:pos="10710"/>
+        </w:tabs>
+        <w:rPr>
+          <w:rFonts w:ascii="Aptos" w:hAnsi="Aptos"/>
+          <w:sz w:val="22"/>
+          <w:szCs w:val="22"/>
+        </w:rPr>
+      </w:pPr>
+      <w:r>
+        <w:rPr>
+          <w:rFonts w:ascii="Aptos" w:hAnsi="Aptos"/>
+          <w:i/>
+          <w:iCs/>
+          <w:sz w:val="22"/>
+          <w:szCs w:val="22"/>
+        </w:rPr>
+        <w:t>Agilent is a global leader in life sciences, diagnostics, and applied markets. They provide laboratories worldwide with instruments, services, consumables, applications, and expertise, enabling customers to gain valuable insights into life science research and patient diagnostics, with over $6 billion in revenue.</w:t>
       </w:r>
     </w:p>
     <w:p>
@@ -331,20 +588,62 @@
         <w:pStyle w:val="ListParagraph"/>
         <w:numPr>
           <w:ilvl w:val="0"/>
-          <w:numId w:val="3"/>
+          <w:numId w:val="5"/>
         </w:numPr>
         <w:tabs>
           <w:tab w:val="right" w:pos="10710"/>
         </w:tabs>
         <w:rPr>
           <w:rFonts w:ascii="Aptos" w:hAnsi="Aptos"/>
-        </w:rPr>
-      </w:pPr>
-      <w:r>
-        <w:rPr>
-          <w:rFonts w:ascii="Aptos" w:hAnsi="Aptos"/>
-        </w:rPr>
-        <w:t xml:space="preserve">Software, Hardware and Services </w:t>
+          <w:iCs/>
+          <w:sz w:val="22"/>
+          <w:szCs w:val="22"/>
+        </w:rPr>
+      </w:pPr>
+      <w:r>
+        <w:rPr>
+          <w:rFonts w:ascii="Aptos" w:hAnsi="Aptos"/>
+          <w:iCs/>
+          <w:sz w:val="22"/>
+          <w:szCs w:val="22"/>
+        </w:rPr>
+        <w:t xml:space="preserve">Create comprehensive </w:t>
+      </w:r>
+      <w:r>
+        <w:rPr>
+          <w:rFonts w:ascii="Aptos" w:hAnsi="Aptos"/>
+          <w:iCs/>
+          <w:sz w:val="22"/>
+          <w:szCs w:val="22"/>
+        </w:rPr>
+        <w:t>User, IFU, and Qualification</w:t>
+      </w:r>
+      <w:r>
+        <w:rPr>
+          <w:rFonts w:ascii="Aptos" w:hAnsi="Aptos"/>
+          <w:iCs/>
+          <w:sz w:val="22"/>
+          <w:szCs w:val="22"/>
+        </w:rPr>
+        <w:t xml:space="preserve"> documentation for medical and scientific applications</w:t>
+      </w:r>
+      <w:r>
+        <w:rPr>
+          <w:rFonts w:ascii="Aptos" w:hAnsi="Aptos"/>
+          <w:iCs/>
+          <w:sz w:val="22"/>
+          <w:szCs w:val="22"/>
+        </w:rPr>
+        <w:t>, subject to FDA/ISO regulations</w:t>
+      </w:r>
+      <w:r>
+        <w:rPr>
+          <w:rFonts w:ascii="Aptos" w:hAnsi="Aptos"/>
+          <w:iCs/>
+          <w:sz w:val="22"/>
+          <w:szCs w:val="22"/>
+        </w:rPr>
+        <w:t>.</w:t>
       </w:r>
     </w:p>
     <w:p>
@@ -352,20 +651,26 @@
         <w:pStyle w:val="ListParagraph"/>
         <w:numPr>
           <w:ilvl w:val="0"/>
-          <w:numId w:val="3"/>
+          <w:numId w:val="5"/>
         </w:numPr>
         <w:tabs>
           <w:tab w:val="right" w:pos="10710"/>
         </w:tabs>
         <w:rPr>
           <w:rFonts w:ascii="Aptos" w:hAnsi="Aptos"/>
-        </w:rPr>
-      </w:pPr>
-      <w:r>
-        <w:rPr>
-          <w:rFonts w:ascii="Aptos" w:hAnsi="Aptos"/>
-        </w:rPr>
-        <w:t>Knowledge Management</w:t>
+          <w:iCs/>
+          <w:sz w:val="22"/>
+          <w:szCs w:val="22"/>
+        </w:rPr>
+      </w:pPr>
+      <w:r>
+        <w:rPr>
+          <w:rFonts w:ascii="Aptos" w:hAnsi="Aptos"/>
+          <w:iCs/>
+          <w:sz w:val="22"/>
+          <w:szCs w:val="22"/>
+        </w:rPr>
+        <w:t>Collaborate closely with engineering, marketing, and field engineers to meet customer and business requirements.</w:t>
       </w:r>
     </w:p>
     <w:p>
@@ -373,20 +678,26 @@
         <w:pStyle w:val="ListParagraph"/>
         <w:numPr>
           <w:ilvl w:val="0"/>
-          <w:numId w:val="3"/>
+          <w:numId w:val="5"/>
         </w:numPr>
         <w:tabs>
           <w:tab w:val="right" w:pos="10710"/>
         </w:tabs>
         <w:rPr>
           <w:rFonts w:ascii="Aptos" w:hAnsi="Aptos"/>
-        </w:rPr>
-      </w:pPr>
-      <w:r>
-        <w:rPr>
-          <w:rFonts w:ascii="Aptos" w:hAnsi="Aptos"/>
-        </w:rPr>
-        <w:t>Content Strategy</w:t>
+          <w:iCs/>
+          <w:sz w:val="22"/>
+          <w:szCs w:val="22"/>
+        </w:rPr>
+      </w:pPr>
+      <w:r>
+        <w:rPr>
+          <w:rFonts w:ascii="Aptos" w:hAnsi="Aptos"/>
+          <w:iCs/>
+          <w:sz w:val="22"/>
+          <w:szCs w:val="22"/>
+        </w:rPr>
+        <w:t>Manage document translation and localization processes.</w:t>
       </w:r>
     </w:p>
     <w:p>
@@ -394,20 +705,26 @@
         <w:pStyle w:val="ListParagraph"/>
         <w:numPr>
           <w:ilvl w:val="0"/>
-          <w:numId w:val="3"/>
+          <w:numId w:val="5"/>
         </w:numPr>
         <w:tabs>
           <w:tab w:val="right" w:pos="10710"/>
         </w:tabs>
         <w:rPr>
           <w:rFonts w:ascii="Aptos" w:hAnsi="Aptos"/>
-        </w:rPr>
-      </w:pPr>
-      <w:r>
-        <w:rPr>
-          <w:rFonts w:ascii="Aptos" w:hAnsi="Aptos"/>
-        </w:rPr>
-        <w:t>Content Management Systems (CMS)</w:t>
+          <w:iCs/>
+          <w:sz w:val="22"/>
+          <w:szCs w:val="22"/>
+        </w:rPr>
+      </w:pPr>
+      <w:r>
+        <w:rPr>
+          <w:rFonts w:ascii="Aptos" w:hAnsi="Aptos"/>
+          <w:iCs/>
+          <w:sz w:val="22"/>
+          <w:szCs w:val="22"/>
+        </w:rPr>
+        <w:t>Led migration to Git source control, improving accuracy and publishing efficiency.</w:t>
       </w:r>
     </w:p>
     <w:p>
@@ -415,20 +732,122 @@
         <w:pStyle w:val="ListParagraph"/>
         <w:numPr>
           <w:ilvl w:val="0"/>
-          <w:numId w:val="3"/>
+          <w:numId w:val="5"/>
         </w:numPr>
         <w:tabs>
           <w:tab w:val="right" w:pos="10710"/>
         </w:tabs>
         <w:rPr>
           <w:rFonts w:ascii="Aptos" w:hAnsi="Aptos"/>
-        </w:rPr>
-      </w:pPr>
-      <w:r>
-        <w:rPr>
-          <w:rFonts w:ascii="Aptos" w:hAnsi="Aptos"/>
-        </w:rPr>
-        <w:t>Agile development</w:t>
+          <w:iCs/>
+          <w:sz w:val="22"/>
+          <w:szCs w:val="22"/>
+        </w:rPr>
+      </w:pPr>
+      <w:r>
+        <w:rPr>
+          <w:rFonts w:ascii="Aptos" w:hAnsi="Aptos"/>
+          <w:iCs/>
+          <w:sz w:val="22"/>
+          <w:szCs w:val="22"/>
+        </w:rPr>
+        <w:t>Implemented standardized peer reviews and procedures to optimize publishing workflow.</w:t>
+      </w:r>
+    </w:p>
+    <w:p>
+      <w:pPr>
+        <w:pStyle w:val="Heading2"/>
+        <w:rPr>
+          <w:rFonts w:ascii="Aptos" w:hAnsi="Aptos"/>
+          <w:sz w:val="22"/>
+          <w:szCs w:val="22"/>
+        </w:rPr>
+      </w:pPr>
+      <w:r>
+        <w:rPr>
+          <w:rFonts w:ascii="Aptos" w:hAnsi="Aptos"/>
+          <w:sz w:val="22"/>
+          <w:szCs w:val="22"/>
+        </w:rPr>
+        <w:t>Senior Content Developer</w:t>
+      </w:r>
+      <w:r>
+        <w:rPr>
+          <w:rFonts w:ascii="Aptos" w:hAnsi="Aptos"/>
+          <w:sz w:val="22"/>
+          <w:szCs w:val="22"/>
+        </w:rPr>
+        <w:t xml:space="preserve">                                                                                                                                       </w:t>
+      </w:r>
+      <w:r>
+        <w:rPr>
+          <w:rFonts w:ascii="Aptos" w:hAnsi="Aptos"/>
+          <w:sz w:val="22"/>
+          <w:szCs w:val="22"/>
+        </w:rPr>
+        <w:t>201</w:t>
+      </w:r>
+      <w:r>
+        <w:rPr>
+          <w:rFonts w:ascii="Aptos" w:hAnsi="Aptos"/>
+          <w:sz w:val="22"/>
+          <w:szCs w:val="22"/>
+        </w:rPr>
+        <w:t>9</w:t>
+      </w:r>
+      <w:r>
+        <w:rPr>
+          <w:rFonts w:ascii="Aptos" w:hAnsi="Aptos"/>
+          <w:sz w:val="22"/>
+          <w:szCs w:val="22"/>
+        </w:rPr>
+        <w:t xml:space="preserve"> – </w:t>
+      </w:r>
+      <w:r>
+        <w:rPr>
+          <w:rFonts w:ascii="Aptos" w:hAnsi="Aptos"/>
+          <w:sz w:val="22"/>
+          <w:szCs w:val="22"/>
+        </w:rPr>
+        <w:t>2021</w:t>
+      </w:r>
+    </w:p>
+    <w:p>
+      <w:pPr>
+        <w:tabs>
+          <w:tab w:val="right" w:pos="10710"/>
+        </w:tabs>
+        <w:rPr>
+          <w:rFonts w:ascii="Aptos" w:hAnsi="Aptos"/>
+          <w:sz w:val="22"/>
+        </w:rPr>
+      </w:pPr>
+      <w:r>
+        <w:rPr>
+          <w:rFonts w:ascii="Aptos" w:hAnsi="Aptos"/>
+          <w:sz w:val="22"/>
+        </w:rPr>
+        <w:t>Jitterbit, Alameda, California</w:t>
+      </w:r>
+    </w:p>
+    <w:p>
+      <w:pPr>
+        <w:tabs>
+          <w:tab w:val="right" w:pos="10710"/>
+        </w:tabs>
+        <w:rPr>
+          <w:rFonts w:ascii="Aptos" w:hAnsi="Aptos"/>
+          <w:sz w:val="22"/>
+        </w:rPr>
+      </w:pPr>
+      <w:r>
+        <w:rPr>
+          <w:rFonts w:ascii="Aptos" w:hAnsi="Aptos"/>
+          <w:i/>
+          <w:iCs/>
+          <w:sz w:val="22"/>
+        </w:rPr>
+        <w:t>Jitterbit provides a cloud-based integration platform that streamlines data transfer between technologies. It incorporates AI for efficient and secure connectivity and has over $40 million in revenue.</w:t>
       </w:r>
     </w:p>
     <w:p>
@@ -436,28 +855,26 @@
         <w:pStyle w:val="ListParagraph"/>
         <w:numPr>
           <w:ilvl w:val="0"/>
-          <w:numId w:val="3"/>
+          <w:numId w:val="5"/>
         </w:numPr>
         <w:tabs>
           <w:tab w:val="right" w:pos="10710"/>
         </w:tabs>
         <w:rPr>
           <w:rFonts w:ascii="Aptos" w:hAnsi="Aptos"/>
-        </w:rPr>
-      </w:pPr>
-      <w:proofErr w:type="gramStart"/>
-      <w:r>
-        <w:rPr>
-          <w:rFonts w:ascii="Aptos" w:hAnsi="Aptos"/>
-        </w:rPr>
-        <w:t>Single-sourcing</w:t>
-      </w:r>
-      <w:proofErr w:type="gramEnd"/>
-      <w:r>
-        <w:rPr>
-          <w:rFonts w:ascii="Aptos" w:hAnsi="Aptos"/>
-        </w:rPr>
-        <w:t xml:space="preserve"> </w:t>
+          <w:iCs/>
+          <w:sz w:val="22"/>
+          <w:szCs w:val="22"/>
+        </w:rPr>
+      </w:pPr>
+      <w:r>
+        <w:rPr>
+          <w:rFonts w:ascii="Aptos" w:hAnsi="Aptos"/>
+          <w:iCs/>
+          <w:sz w:val="22"/>
+          <w:szCs w:val="22"/>
+        </w:rPr>
+        <w:t>Documented SaaS/iPaaS cloud-based integration platform, including projects involving Snowflake and Jira.</w:t>
       </w:r>
     </w:p>
     <w:p>
@@ -465,20 +882,26 @@
         <w:pStyle w:val="ListParagraph"/>
         <w:numPr>
           <w:ilvl w:val="0"/>
-          <w:numId w:val="3"/>
+          <w:numId w:val="5"/>
         </w:numPr>
         <w:tabs>
           <w:tab w:val="right" w:pos="10710"/>
         </w:tabs>
         <w:rPr>
           <w:rFonts w:ascii="Aptos" w:hAnsi="Aptos"/>
-        </w:rPr>
-      </w:pPr>
-      <w:r>
-        <w:rPr>
-          <w:rFonts w:ascii="Aptos" w:hAnsi="Aptos"/>
-        </w:rPr>
-        <w:t>Topic-based Authoring</w:t>
+          <w:iCs/>
+          <w:sz w:val="22"/>
+          <w:szCs w:val="22"/>
+        </w:rPr>
+      </w:pPr>
+      <w:r>
+        <w:rPr>
+          <w:rFonts w:ascii="Aptos" w:hAnsi="Aptos"/>
+          <w:iCs/>
+          <w:sz w:val="22"/>
+          <w:szCs w:val="22"/>
+        </w:rPr>
+        <w:t>Created and published user guides, release notes, and API documentation using Confluence and a Markdown/docs-as-code workflow.</w:t>
       </w:r>
     </w:p>
     <w:p>
@@ -486,20 +909,26 @@
         <w:pStyle w:val="ListParagraph"/>
         <w:numPr>
           <w:ilvl w:val="0"/>
-          <w:numId w:val="3"/>
+          <w:numId w:val="5"/>
         </w:numPr>
         <w:tabs>
           <w:tab w:val="right" w:pos="10710"/>
         </w:tabs>
         <w:rPr>
           <w:rFonts w:ascii="Aptos" w:hAnsi="Aptos"/>
-        </w:rPr>
-      </w:pPr>
-      <w:r>
-        <w:rPr>
-          <w:rFonts w:ascii="Aptos" w:hAnsi="Aptos"/>
-        </w:rPr>
-        <w:t>DITA</w:t>
+          <w:iCs/>
+          <w:sz w:val="22"/>
+          <w:szCs w:val="22"/>
+        </w:rPr>
+      </w:pPr>
+      <w:r>
+        <w:rPr>
+          <w:rFonts w:ascii="Aptos" w:hAnsi="Aptos"/>
+          <w:iCs/>
+          <w:sz w:val="22"/>
+          <w:szCs w:val="22"/>
+        </w:rPr>
+        <w:t>Developed and tested API samples for end-users using Postman.</w:t>
       </w:r>
     </w:p>
     <w:p>
@@ -507,28 +936,148 @@
         <w:pStyle w:val="ListParagraph"/>
         <w:numPr>
           <w:ilvl w:val="0"/>
-          <w:numId w:val="3"/>
+          <w:numId w:val="5"/>
         </w:numPr>
         <w:tabs>
           <w:tab w:val="right" w:pos="10710"/>
         </w:tabs>
         <w:rPr>
           <w:rFonts w:ascii="Aptos" w:hAnsi="Aptos"/>
-        </w:rPr>
-      </w:pPr>
+          <w:iCs/>
+          <w:sz w:val="22"/>
+          <w:szCs w:val="22"/>
+        </w:rPr>
+      </w:pPr>
+      <w:r>
+        <w:rPr>
+          <w:rFonts w:ascii="Aptos" w:hAnsi="Aptos"/>
+          <w:iCs/>
+          <w:sz w:val="22"/>
+          <w:szCs w:val="22"/>
+        </w:rPr>
+        <w:t>Identified learning gaps and planned documentation improvements to drive user adoption.</w:t>
+      </w:r>
+    </w:p>
+    <w:p>
+      <w:pPr>
+        <w:pStyle w:val="Heading2"/>
+        <w:rPr>
+          <w:rFonts w:ascii="Aptos" w:hAnsi="Aptos"/>
+          <w:sz w:val="22"/>
+        </w:rPr>
+      </w:pPr>
+      <w:r>
+        <w:rPr>
+          <w:rFonts w:ascii="Aptos" w:hAnsi="Aptos"/>
+          <w:sz w:val="22"/>
+        </w:rPr>
+        <w:lastRenderedPageBreak/>
+        <w:t>Senior Content Developer/Support Lead</w:t>
+      </w:r>
+      <w:r>
+        <w:rPr>
+          <w:rFonts w:ascii="Aptos" w:hAnsi="Aptos"/>
+          <w:sz w:val="22"/>
+        </w:rPr>
+        <w:tab/>
+        <w:t>201</w:t>
+      </w:r>
+      <w:r>
+        <w:rPr>
+          <w:rFonts w:ascii="Aptos" w:hAnsi="Aptos"/>
+          <w:sz w:val="22"/>
+        </w:rPr>
+        <w:t>4</w:t>
+      </w:r>
+      <w:r>
+        <w:rPr>
+          <w:rFonts w:ascii="Aptos" w:hAnsi="Aptos"/>
+          <w:sz w:val="22"/>
+        </w:rPr>
+        <w:t xml:space="preserve"> – 20</w:t>
+      </w:r>
+      <w:r>
+        <w:rPr>
+          <w:rFonts w:ascii="Aptos" w:hAnsi="Aptos"/>
+          <w:sz w:val="22"/>
+        </w:rPr>
+        <w:t>19</w:t>
+      </w:r>
+    </w:p>
+    <w:p>
+      <w:pPr>
+        <w:tabs>
+          <w:tab w:val="right" w:pos="10710"/>
+        </w:tabs>
+        <w:rPr>
+          <w:rFonts w:ascii="Aptos" w:hAnsi="Aptos"/>
+          <w:sz w:val="22"/>
+        </w:rPr>
+      </w:pPr>
+      <w:r>
+        <w:rPr>
+          <w:rFonts w:ascii="Aptos" w:hAnsi="Aptos"/>
+          <w:sz w:val="22"/>
+        </w:rPr>
+        <w:t>Sheridan Journal Services, Waterbury, Vermont</w:t>
+      </w:r>
+    </w:p>
+    <w:p>
+      <w:pPr>
+        <w:tabs>
+          <w:tab w:val="right" w:pos="10710"/>
+        </w:tabs>
+        <w:rPr>
+          <w:rFonts w:ascii="Aptos" w:hAnsi="Aptos"/>
+          <w:sz w:val="22"/>
+        </w:rPr>
+      </w:pPr>
+      <w:r>
+        <w:rPr>
+          <w:rFonts w:ascii="Aptos" w:hAnsi="Aptos"/>
+          <w:i/>
+          <w:iCs/>
+          <w:sz w:val="22"/>
+        </w:rPr>
+        <w:t xml:space="preserve">Sheridan Journal Services provided content services to </w:t>
+      </w:r>
+      <w:r>
+        <w:rPr>
+          <w:rFonts w:ascii="Aptos" w:hAnsi="Aptos"/>
+          <w:i/>
+          <w:iCs/>
+          <w:sz w:val="22"/>
+        </w:rPr>
+        <w:t xml:space="preserve">academic journal publishers, including project management, content development, editorial services, and peer review management. In 2021, Sheridan was acquired by </w:t>
+      </w:r>
       <w:proofErr w:type="spellStart"/>
       <w:r>
         <w:rPr>
           <w:rFonts w:ascii="Aptos" w:hAnsi="Aptos"/>
-        </w:rPr>
-        <w:t>Diátaxis</w:t>
+          <w:i/>
+          <w:iCs/>
+          <w:sz w:val="22"/>
+        </w:rPr>
+        <w:t>KnowledgeWorks</w:t>
       </w:r>
       <w:proofErr w:type="spellEnd"/>
       <w:r>
         <w:rPr>
           <w:rFonts w:ascii="Aptos" w:hAnsi="Aptos"/>
-        </w:rPr>
-        <w:t xml:space="preserve"> Documentation Authoring</w:t>
+          <w:i/>
+          <w:iCs/>
+          <w:sz w:val="22"/>
+        </w:rPr>
+        <w:t xml:space="preserve"> Global</w:t>
+      </w:r>
+      <w:r>
+        <w:rPr>
+          <w:rFonts w:ascii="Aptos" w:hAnsi="Aptos"/>
+          <w:i/>
+          <w:iCs/>
+          <w:sz w:val="22"/>
+        </w:rPr>
+        <w:t>.</w:t>
       </w:r>
     </w:p>
     <w:p>
@@ -536,20 +1085,28 @@
         <w:pStyle w:val="ListParagraph"/>
         <w:numPr>
           <w:ilvl w:val="0"/>
-          <w:numId w:val="3"/>
+          <w:numId w:val="5"/>
         </w:numPr>
         <w:tabs>
           <w:tab w:val="right" w:pos="10710"/>
         </w:tabs>
         <w:rPr>
           <w:rFonts w:ascii="Aptos" w:hAnsi="Aptos"/>
-        </w:rPr>
-      </w:pPr>
-      <w:r>
-        <w:rPr>
-          <w:rFonts w:ascii="Aptos" w:hAnsi="Aptos"/>
-        </w:rPr>
-        <w:t xml:space="preserve">Style Guide Development </w:t>
+          <w:iCs/>
+          <w:sz w:val="22"/>
+          <w:szCs w:val="22"/>
+        </w:rPr>
+      </w:pPr>
+      <w:bookmarkStart w:id="1" w:name="_yph14gkkych4" w:colFirst="0" w:colLast="0"/>
+      <w:bookmarkEnd w:id="1"/>
+      <w:r>
+        <w:rPr>
+          <w:rFonts w:ascii="Aptos" w:hAnsi="Aptos"/>
+          <w:iCs/>
+          <w:sz w:val="22"/>
+          <w:szCs w:val="22"/>
+        </w:rPr>
+        <w:t>Developed internal and end-user documentation for scientific journal editing and production software.</w:t>
       </w:r>
     </w:p>
     <w:p>
@@ -557,20 +1114,26 @@
         <w:pStyle w:val="ListParagraph"/>
         <w:numPr>
           <w:ilvl w:val="0"/>
-          <w:numId w:val="3"/>
+          <w:numId w:val="5"/>
         </w:numPr>
         <w:tabs>
           <w:tab w:val="right" w:pos="10710"/>
         </w:tabs>
         <w:rPr>
           <w:rFonts w:ascii="Aptos" w:hAnsi="Aptos"/>
-        </w:rPr>
-      </w:pPr>
-      <w:r>
-        <w:rPr>
-          <w:rFonts w:ascii="Aptos" w:hAnsi="Aptos"/>
-        </w:rPr>
-        <w:t>Wiki Development</w:t>
+          <w:iCs/>
+          <w:sz w:val="22"/>
+          <w:szCs w:val="22"/>
+        </w:rPr>
+      </w:pPr>
+      <w:r>
+        <w:rPr>
+          <w:rFonts w:ascii="Aptos" w:hAnsi="Aptos"/>
+          <w:iCs/>
+          <w:sz w:val="22"/>
+          <w:szCs w:val="22"/>
+        </w:rPr>
+        <w:t>Created software simulations, tutorials, and videos using TechSmith Camtasia and Articulate.</w:t>
       </w:r>
     </w:p>
     <w:p>
@@ -578,20 +1141,26 @@
         <w:pStyle w:val="ListParagraph"/>
         <w:numPr>
           <w:ilvl w:val="0"/>
-          <w:numId w:val="3"/>
+          <w:numId w:val="5"/>
         </w:numPr>
         <w:tabs>
           <w:tab w:val="right" w:pos="10710"/>
         </w:tabs>
         <w:rPr>
           <w:rFonts w:ascii="Aptos" w:hAnsi="Aptos"/>
-        </w:rPr>
-      </w:pPr>
-      <w:r>
-        <w:rPr>
-          <w:rFonts w:ascii="Aptos" w:hAnsi="Aptos"/>
-        </w:rPr>
-        <w:t>Docs-As-Code</w:t>
+          <w:iCs/>
+          <w:sz w:val="22"/>
+          <w:szCs w:val="22"/>
+        </w:rPr>
+      </w:pPr>
+      <w:r>
+        <w:rPr>
+          <w:rFonts w:ascii="Aptos" w:hAnsi="Aptos"/>
+          <w:iCs/>
+          <w:sz w:val="22"/>
+          <w:szCs w:val="22"/>
+        </w:rPr>
+        <w:t>Provided training to staff and clients on editorial tools.</w:t>
       </w:r>
     </w:p>
     <w:p>
@@ -599,20 +1168,103 @@
         <w:pStyle w:val="ListParagraph"/>
         <w:numPr>
           <w:ilvl w:val="0"/>
-          <w:numId w:val="3"/>
+          <w:numId w:val="5"/>
         </w:numPr>
         <w:tabs>
           <w:tab w:val="right" w:pos="10710"/>
         </w:tabs>
         <w:rPr>
           <w:rFonts w:ascii="Aptos" w:hAnsi="Aptos"/>
-        </w:rPr>
-      </w:pPr>
-      <w:r>
-        <w:rPr>
-          <w:rFonts w:ascii="Aptos" w:hAnsi="Aptos"/>
-        </w:rPr>
-        <w:t>MadCap Flare</w:t>
+          <w:iCs/>
+          <w:sz w:val="22"/>
+          <w:szCs w:val="22"/>
+        </w:rPr>
+      </w:pPr>
+      <w:r>
+        <w:rPr>
+          <w:rFonts w:ascii="Aptos" w:hAnsi="Aptos"/>
+          <w:iCs/>
+          <w:sz w:val="22"/>
+          <w:szCs w:val="22"/>
+        </w:rPr>
+        <w:t>Led support efforts for production editing tools and Jira.</w:t>
+      </w:r>
+    </w:p>
+    <w:p>
+      <w:pPr>
+        <w:pStyle w:val="Heading2"/>
+        <w:rPr>
+          <w:rFonts w:ascii="Aptos" w:hAnsi="Aptos"/>
+          <w:sz w:val="22"/>
+        </w:rPr>
+      </w:pPr>
+      <w:r>
+        <w:rPr>
+          <w:rFonts w:ascii="Aptos" w:hAnsi="Aptos"/>
+          <w:sz w:val="22"/>
+        </w:rPr>
+        <w:t>Writing Manager</w:t>
+      </w:r>
+      <w:r>
+        <w:rPr>
+          <w:rFonts w:ascii="Aptos" w:hAnsi="Aptos"/>
+          <w:sz w:val="22"/>
+        </w:rPr>
+        <w:tab/>
+        <w:t>2013 – 2014</w:t>
+      </w:r>
+    </w:p>
+    <w:p>
+      <w:pPr>
+        <w:tabs>
+          <w:tab w:val="right" w:pos="10710"/>
+        </w:tabs>
+        <w:rPr>
+          <w:rFonts w:ascii="Calibri" w:hAnsi="Calibri" w:cs="Calibri"/>
+          <w:i/>
+          <w:iCs/>
+          <w:color w:val="000000"/>
+          <w:sz w:val="22"/>
+          <w:szCs w:val="22"/>
+        </w:rPr>
+      </w:pPr>
+      <w:r>
+        <w:rPr>
+          <w:rFonts w:ascii="Aptos" w:hAnsi="Aptos"/>
+          <w:sz w:val="22"/>
+        </w:rPr>
+        <w:t>Data Innovations, South Burlington, Vermont</w:t>
+      </w:r>
+      <w:r>
+        <w:rPr>
+          <w:rFonts w:ascii="Calibri" w:hAnsi="Calibri" w:cs="Calibri"/>
+          <w:i/>
+          <w:iCs/>
+          <w:color w:val="000000"/>
+          <w:sz w:val="22"/>
+          <w:szCs w:val="22"/>
+        </w:rPr>
+        <w:t xml:space="preserve"> </w:t>
+      </w:r>
+    </w:p>
+    <w:p>
+      <w:pPr>
+        <w:tabs>
+          <w:tab w:val="right" w:pos="10710"/>
+        </w:tabs>
+        <w:rPr>
+          <w:rFonts w:ascii="Aptos" w:hAnsi="Aptos"/>
+          <w:sz w:val="22"/>
+        </w:rPr>
+      </w:pPr>
+      <w:r>
+        <w:rPr>
+          <w:rFonts w:ascii="Aptos" w:hAnsi="Aptos"/>
+          <w:i/>
+          <w:iCs/>
+          <w:sz w:val="22"/>
+        </w:rPr>
+        <w:t>Data Innovations specializes in laboratory data management and workflow solutions, helping medical labs reduce turnaround time and maintain high data quality despite labor shortages and budget constraints. Its revenue is $75 million. NOTE: Left early to care for an ill family member.</w:t>
       </w:r>
     </w:p>
     <w:p>
@@ -620,20 +1272,46 @@
         <w:pStyle w:val="ListParagraph"/>
         <w:numPr>
           <w:ilvl w:val="0"/>
-          <w:numId w:val="3"/>
+          <w:numId w:val="5"/>
         </w:numPr>
         <w:tabs>
           <w:tab w:val="right" w:pos="10710"/>
         </w:tabs>
         <w:rPr>
           <w:rFonts w:ascii="Aptos" w:hAnsi="Aptos"/>
-        </w:rPr>
-      </w:pPr>
-      <w:r>
-        <w:rPr>
-          <w:rFonts w:ascii="Aptos" w:hAnsi="Aptos"/>
-        </w:rPr>
-        <w:t>Microsoft Office</w:t>
+          <w:iCs/>
+          <w:sz w:val="22"/>
+          <w:szCs w:val="22"/>
+        </w:rPr>
+      </w:pPr>
+      <w:proofErr w:type="gramStart"/>
+      <w:r>
+        <w:rPr>
+          <w:rFonts w:ascii="Aptos" w:hAnsi="Aptos"/>
+          <w:iCs/>
+          <w:sz w:val="22"/>
+          <w:szCs w:val="22"/>
+        </w:rPr>
+        <w:t>Led</w:t>
+      </w:r>
+      <w:proofErr w:type="gramEnd"/>
+      <w:r>
+        <w:rPr>
+          <w:rFonts w:ascii="Aptos" w:hAnsi="Aptos"/>
+          <w:iCs/>
+          <w:sz w:val="22"/>
+          <w:szCs w:val="22"/>
+        </w:rPr>
+        <w:t xml:space="preserve"> a team of three writers, establishing new documentation and publishing processes</w:t>
+      </w:r>
+      <w:r>
+        <w:rPr>
+          <w:rFonts w:ascii="Aptos" w:hAnsi="Aptos"/>
+          <w:iCs/>
+          <w:sz w:val="22"/>
+          <w:szCs w:val="22"/>
+        </w:rPr>
+        <w:t>.</w:t>
       </w:r>
     </w:p>
     <w:p>
@@ -641,20 +1319,35 @@
         <w:pStyle w:val="ListParagraph"/>
         <w:numPr>
           <w:ilvl w:val="0"/>
-          <w:numId w:val="3"/>
+          <w:numId w:val="5"/>
         </w:numPr>
         <w:tabs>
           <w:tab w:val="right" w:pos="10710"/>
         </w:tabs>
         <w:rPr>
           <w:rFonts w:ascii="Aptos" w:hAnsi="Aptos"/>
-        </w:rPr>
-      </w:pPr>
-      <w:r>
-        <w:rPr>
-          <w:rFonts w:ascii="Aptos" w:hAnsi="Aptos"/>
-        </w:rPr>
-        <w:t>Adobe applications</w:t>
+          <w:iCs/>
+          <w:sz w:val="22"/>
+          <w:szCs w:val="22"/>
+        </w:rPr>
+      </w:pPr>
+      <w:r>
+        <w:rPr>
+          <w:rFonts w:ascii="Aptos" w:hAnsi="Aptos"/>
+          <w:iCs/>
+          <w:sz w:val="22"/>
+          <w:szCs w:val="22"/>
+        </w:rPr>
+        <w:t>Implemented source control methods for documentation, enabling efficient collaboration</w:t>
+      </w:r>
+      <w:r>
+        <w:rPr>
+          <w:rFonts w:ascii="Aptos" w:hAnsi="Aptos"/>
+          <w:iCs/>
+          <w:sz w:val="22"/>
+          <w:szCs w:val="22"/>
+        </w:rPr>
+        <w:t>.</w:t>
       </w:r>
     </w:p>
     <w:p>
@@ -662,20 +1355,133 @@
         <w:pStyle w:val="ListParagraph"/>
         <w:numPr>
           <w:ilvl w:val="0"/>
-          <w:numId w:val="3"/>
+          <w:numId w:val="5"/>
         </w:numPr>
         <w:tabs>
           <w:tab w:val="right" w:pos="10710"/>
         </w:tabs>
         <w:rPr>
           <w:rFonts w:ascii="Aptos" w:hAnsi="Aptos"/>
-        </w:rPr>
-      </w:pPr>
-      <w:r>
-        <w:rPr>
-          <w:rFonts w:ascii="Aptos" w:hAnsi="Aptos"/>
-        </w:rPr>
-        <w:t>Markdown</w:t>
+          <w:iCs/>
+          <w:sz w:val="22"/>
+          <w:szCs w:val="22"/>
+        </w:rPr>
+      </w:pPr>
+      <w:r>
+        <w:rPr>
+          <w:rFonts w:ascii="Aptos" w:hAnsi="Aptos"/>
+          <w:iCs/>
+          <w:sz w:val="22"/>
+          <w:szCs w:val="22"/>
+        </w:rPr>
+        <w:t>Reduced documentation costs by 40% while streamlining FDA audit processes</w:t>
+      </w:r>
+      <w:r>
+        <w:rPr>
+          <w:rFonts w:ascii="Aptos" w:hAnsi="Aptos"/>
+          <w:iCs/>
+          <w:sz w:val="22"/>
+          <w:szCs w:val="22"/>
+        </w:rPr>
+        <w:t>.</w:t>
+      </w:r>
+    </w:p>
+    <w:p>
+      <w:pPr>
+        <w:pStyle w:val="Heading2"/>
+        <w:rPr>
+          <w:rFonts w:ascii="Aptos" w:hAnsi="Aptos"/>
+          <w:sz w:val="22"/>
+        </w:rPr>
+      </w:pPr>
+      <w:r>
+        <w:rPr>
+          <w:rFonts w:ascii="Aptos" w:hAnsi="Aptos"/>
+          <w:sz w:val="22"/>
+        </w:rPr>
+        <w:t>Senior Technical Writer</w:t>
+      </w:r>
+      <w:r>
+        <w:rPr>
+          <w:rFonts w:ascii="Aptos" w:hAnsi="Aptos"/>
+          <w:sz w:val="22"/>
+        </w:rPr>
+        <w:tab/>
+        <w:t>20</w:t>
+      </w:r>
+      <w:r>
+        <w:rPr>
+          <w:rFonts w:ascii="Aptos" w:hAnsi="Aptos"/>
+          <w:sz w:val="22"/>
+        </w:rPr>
+        <w:t>04</w:t>
+      </w:r>
+      <w:r>
+        <w:rPr>
+          <w:rFonts w:ascii="Aptos" w:hAnsi="Aptos"/>
+          <w:sz w:val="22"/>
+        </w:rPr>
+        <w:t xml:space="preserve"> – 201</w:t>
+      </w:r>
+      <w:r>
+        <w:rPr>
+          <w:rFonts w:ascii="Aptos" w:hAnsi="Aptos"/>
+          <w:sz w:val="22"/>
+        </w:rPr>
+        <w:t>3</w:t>
+      </w:r>
+    </w:p>
+    <w:p>
+      <w:pPr>
+        <w:tabs>
+          <w:tab w:val="right" w:pos="10710"/>
+        </w:tabs>
+        <w:rPr>
+          <w:rFonts w:ascii="Calibri" w:hAnsi="Calibri" w:cs="Calibri"/>
+          <w:i/>
+          <w:iCs/>
+          <w:color w:val="000000"/>
+          <w:sz w:val="22"/>
+          <w:szCs w:val="22"/>
+        </w:rPr>
+      </w:pPr>
+      <w:r>
+        <w:rPr>
+          <w:rFonts w:ascii="Aptos" w:hAnsi="Aptos"/>
+          <w:sz w:val="22"/>
+        </w:rPr>
+        <w:t>MBF Bioscience, Williston, Vermont</w:t>
+      </w:r>
+      <w:r>
+        <w:rPr>
+          <w:rFonts w:ascii="Calibri" w:hAnsi="Calibri" w:cs="Calibri"/>
+          <w:i/>
+          <w:iCs/>
+          <w:color w:val="000000"/>
+          <w:sz w:val="22"/>
+          <w:szCs w:val="22"/>
+        </w:rPr>
+        <w:t xml:space="preserve"> </w:t>
+      </w:r>
+    </w:p>
+    <w:p>
+      <w:pPr>
+        <w:tabs>
+          <w:tab w:val="right" w:pos="10710"/>
+        </w:tabs>
+        <w:rPr>
+          <w:rFonts w:ascii="Aptos" w:hAnsi="Aptos"/>
+          <w:sz w:val="22"/>
+        </w:rPr>
+      </w:pPr>
+      <w:r>
+        <w:rPr>
+          <w:rFonts w:ascii="Aptos" w:hAnsi="Aptos"/>
+          <w:i/>
+          <w:iCs/>
+          <w:sz w:val="22"/>
+        </w:rPr>
+        <w:t>MBF Bioscience engineers quantitative imaging solutions for stereology, neuron reconstruction, vascular analysis, c. elegans behavior analysis, and medical education.</w:t>
       </w:r>
     </w:p>
     <w:p>
@@ -683,20 +1489,26 @@
         <w:pStyle w:val="ListParagraph"/>
         <w:numPr>
           <w:ilvl w:val="0"/>
-          <w:numId w:val="3"/>
+          <w:numId w:val="5"/>
         </w:numPr>
         <w:tabs>
           <w:tab w:val="right" w:pos="10710"/>
         </w:tabs>
         <w:rPr>
           <w:rFonts w:ascii="Aptos" w:hAnsi="Aptos"/>
-        </w:rPr>
-      </w:pPr>
-      <w:r>
-        <w:rPr>
-          <w:rFonts w:ascii="Aptos" w:hAnsi="Aptos"/>
-        </w:rPr>
-        <w:t>Oxygen XML</w:t>
+          <w:iCs/>
+          <w:sz w:val="22"/>
+          <w:szCs w:val="22"/>
+        </w:rPr>
+      </w:pPr>
+      <w:r>
+        <w:rPr>
+          <w:rFonts w:ascii="Aptos" w:hAnsi="Aptos"/>
+          <w:iCs/>
+          <w:sz w:val="22"/>
+          <w:szCs w:val="22"/>
+        </w:rPr>
+        <w:t>Streamlined publishing process by moving documentation to Online and Print on Demand, saving $54,000 in the first two years.</w:t>
       </w:r>
     </w:p>
     <w:p>
@@ -704,20 +1516,26 @@
         <w:pStyle w:val="ListParagraph"/>
         <w:numPr>
           <w:ilvl w:val="0"/>
-          <w:numId w:val="3"/>
+          <w:numId w:val="5"/>
         </w:numPr>
         <w:tabs>
           <w:tab w:val="right" w:pos="10710"/>
         </w:tabs>
         <w:rPr>
           <w:rFonts w:ascii="Aptos" w:hAnsi="Aptos"/>
-        </w:rPr>
-      </w:pPr>
-      <w:r>
-        <w:rPr>
-          <w:rFonts w:ascii="Aptos" w:hAnsi="Aptos"/>
-        </w:rPr>
-        <w:t>Camtasia</w:t>
+          <w:iCs/>
+          <w:sz w:val="22"/>
+          <w:szCs w:val="22"/>
+        </w:rPr>
+      </w:pPr>
+      <w:r>
+        <w:rPr>
+          <w:rFonts w:ascii="Aptos" w:hAnsi="Aptos"/>
+          <w:iCs/>
+          <w:sz w:val="22"/>
+          <w:szCs w:val="22"/>
+        </w:rPr>
+        <w:t>Using MadCap Flare, developed user documentation for multiple software applications using a single content source.</w:t>
       </w:r>
     </w:p>
     <w:p>
@@ -725,20 +1543,40 @@
         <w:pStyle w:val="ListParagraph"/>
         <w:numPr>
           <w:ilvl w:val="0"/>
-          <w:numId w:val="3"/>
+          <w:numId w:val="5"/>
         </w:numPr>
         <w:tabs>
           <w:tab w:val="right" w:pos="10710"/>
         </w:tabs>
         <w:rPr>
           <w:rFonts w:ascii="Aptos" w:hAnsi="Aptos"/>
-        </w:rPr>
-      </w:pPr>
-      <w:r>
-        <w:rPr>
-          <w:rFonts w:ascii="Aptos" w:hAnsi="Aptos"/>
-        </w:rPr>
-        <w:t>Articulate</w:t>
+          <w:iCs/>
+          <w:sz w:val="22"/>
+          <w:szCs w:val="22"/>
+        </w:rPr>
+      </w:pPr>
+      <w:r>
+        <w:rPr>
+          <w:rFonts w:ascii="Aptos" w:hAnsi="Aptos"/>
+          <w:iCs/>
+          <w:sz w:val="22"/>
+          <w:szCs w:val="22"/>
+        </w:rPr>
+        <w:t>Provided editorial support for Technical Support and Marketing/Sales departments.</w:t>
+      </w:r>
+    </w:p>
+    <w:p>
+      <w:pPr>
+        <w:pStyle w:val="Heading1"/>
+        <w:rPr>
+          <w:rFonts w:ascii="Aptos" w:hAnsi="Aptos"/>
+        </w:rPr>
+      </w:pPr>
+      <w:r>
+        <w:rPr>
+          <w:rFonts w:ascii="Aptos" w:hAnsi="Aptos"/>
+        </w:rPr>
+        <w:t>Technical Skills</w:t>
       </w:r>
     </w:p>
     <w:p>
@@ -746,43 +1584,147 @@
         <w:pStyle w:val="ListParagraph"/>
         <w:numPr>
           <w:ilvl w:val="0"/>
-          <w:numId w:val="3"/>
+          <w:numId w:val="5"/>
         </w:numPr>
         <w:tabs>
           <w:tab w:val="right" w:pos="10710"/>
         </w:tabs>
         <w:rPr>
           <w:rFonts w:ascii="Aptos" w:hAnsi="Aptos"/>
-        </w:rPr>
-      </w:pPr>
-      <w:proofErr w:type="spellStart"/>
-      <w:r>
-        <w:rPr>
-          <w:rFonts w:ascii="Aptos" w:hAnsi="Aptos"/>
-        </w:rPr>
-        <w:t>APIMatic</w:t>
-      </w:r>
-      <w:proofErr w:type="spellEnd"/>
+          <w:iCs/>
+          <w:sz w:val="22"/>
+          <w:szCs w:val="22"/>
+        </w:rPr>
+      </w:pPr>
+      <w:r>
+        <w:rPr>
+          <w:rFonts w:ascii="Aptos" w:hAnsi="Aptos"/>
+          <w:b/>
+          <w:bCs/>
+          <w:iCs/>
+          <w:sz w:val="22"/>
+          <w:szCs w:val="22"/>
+        </w:rPr>
+        <w:t>Documentation Tools:</w:t>
+      </w:r>
+      <w:r>
+        <w:rPr>
+          <w:rFonts w:ascii="Aptos" w:hAnsi="Aptos"/>
+          <w:iCs/>
+          <w:sz w:val="22"/>
+          <w:szCs w:val="22"/>
+        </w:rPr>
+        <w:t xml:space="preserve"> </w:t>
+      </w:r>
+      <w:r>
+        <w:rPr>
+          <w:rFonts w:ascii="Aptos" w:hAnsi="Aptos"/>
+          <w:iCs/>
+          <w:sz w:val="22"/>
+          <w:szCs w:val="22"/>
+        </w:rPr>
+        <w:t xml:space="preserve">SharePoint, </w:t>
+      </w:r>
+      <w:r>
+        <w:rPr>
+          <w:rFonts w:ascii="Aptos" w:hAnsi="Aptos"/>
+          <w:iCs/>
+          <w:sz w:val="22"/>
+          <w:szCs w:val="22"/>
+        </w:rPr>
+        <w:t>MadCap Flare, Markdown, DITA, Jekyl</w:t>
+      </w:r>
+      <w:r>
+        <w:rPr>
+          <w:rFonts w:ascii="Aptos" w:hAnsi="Aptos"/>
+          <w:iCs/>
+          <w:sz w:val="22"/>
+          <w:szCs w:val="22"/>
+        </w:rPr>
+        <w:t xml:space="preserve">l, </w:t>
+      </w:r>
+      <w:r>
+        <w:rPr>
+          <w:rFonts w:ascii="Aptos" w:hAnsi="Aptos"/>
+          <w:iCs/>
+          <w:sz w:val="22"/>
+          <w:szCs w:val="22"/>
+        </w:rPr>
+        <w:t>Hugo, Oxygen XML</w:t>
+      </w:r>
+      <w:r>
+        <w:rPr>
+          <w:rFonts w:ascii="Aptos" w:hAnsi="Aptos"/>
+          <w:iCs/>
+          <w:sz w:val="22"/>
+          <w:szCs w:val="22"/>
+        </w:rPr>
+        <w:t>, Photoshop, Illustrator</w:t>
+      </w:r>
+      <w:r>
+        <w:rPr>
+          <w:rFonts w:ascii="Aptos" w:hAnsi="Aptos"/>
+          <w:iCs/>
+          <w:sz w:val="22"/>
+          <w:szCs w:val="22"/>
+        </w:rPr>
+        <w:t>, Microsoft Office</w:t>
+      </w:r>
+      <w:r>
+        <w:rPr>
+          <w:rFonts w:ascii="Aptos" w:hAnsi="Aptos"/>
+          <w:iCs/>
+          <w:sz w:val="22"/>
+          <w:szCs w:val="22"/>
+        </w:rPr>
+        <w:t>.</w:t>
+      </w:r>
     </w:p>
     <w:p>
       <w:pPr>
         <w:pStyle w:val="ListParagraph"/>
         <w:numPr>
           <w:ilvl w:val="0"/>
-          <w:numId w:val="3"/>
+          <w:numId w:val="5"/>
         </w:numPr>
         <w:tabs>
           <w:tab w:val="right" w:pos="10710"/>
         </w:tabs>
         <w:rPr>
           <w:rFonts w:ascii="Aptos" w:hAnsi="Aptos"/>
-        </w:rPr>
-      </w:pPr>
-      <w:r>
-        <w:rPr>
-          <w:rFonts w:ascii="Aptos" w:hAnsi="Aptos"/>
-        </w:rPr>
-        <w:t>Git and Source Control methodologies</w:t>
+          <w:iCs/>
+          <w:sz w:val="22"/>
+          <w:szCs w:val="22"/>
+        </w:rPr>
+      </w:pPr>
+      <w:r>
+        <w:rPr>
+          <w:rFonts w:ascii="Aptos" w:hAnsi="Aptos"/>
+          <w:b/>
+          <w:bCs/>
+          <w:iCs/>
+          <w:sz w:val="22"/>
+          <w:szCs w:val="22"/>
+        </w:rPr>
+        <w:t>Documentation Types:</w:t>
+      </w:r>
+      <w:r>
+        <w:rPr>
+          <w:rFonts w:ascii="Aptos" w:hAnsi="Aptos"/>
+          <w:iCs/>
+          <w:sz w:val="22"/>
+          <w:szCs w:val="22"/>
+        </w:rPr>
+        <w:t xml:space="preserve"> </w:t>
+      </w:r>
+      <w:r>
+        <w:rPr>
+          <w:rFonts w:ascii="Aptos" w:hAnsi="Aptos"/>
+          <w:iCs/>
+          <w:sz w:val="22"/>
+          <w:szCs w:val="22"/>
+        </w:rPr>
+        <w:t>Policies &amp; Procedures, User Guides, API Documentation, Training Materials</w:t>
       </w:r>
     </w:p>
     <w:p>
@@ -790,20 +1732,46 @@
         <w:pStyle w:val="ListParagraph"/>
         <w:numPr>
           <w:ilvl w:val="0"/>
-          <w:numId w:val="3"/>
+          <w:numId w:val="5"/>
         </w:numPr>
         <w:tabs>
           <w:tab w:val="right" w:pos="10710"/>
         </w:tabs>
         <w:rPr>
           <w:rFonts w:ascii="Aptos" w:hAnsi="Aptos"/>
-        </w:rPr>
-      </w:pPr>
-      <w:r>
-        <w:rPr>
-          <w:rFonts w:ascii="Aptos" w:hAnsi="Aptos"/>
-        </w:rPr>
-        <w:t>Confluence</w:t>
+          <w:iCs/>
+          <w:sz w:val="22"/>
+          <w:szCs w:val="22"/>
+        </w:rPr>
+      </w:pPr>
+      <w:r>
+        <w:rPr>
+          <w:rFonts w:ascii="Aptos" w:hAnsi="Aptos"/>
+          <w:b/>
+          <w:bCs/>
+          <w:iCs/>
+          <w:sz w:val="22"/>
+          <w:szCs w:val="22"/>
+        </w:rPr>
+        <w:t xml:space="preserve">Version Control: </w:t>
+      </w:r>
+      <w:r>
+        <w:rPr>
+          <w:rFonts w:ascii="Aptos" w:hAnsi="Aptos"/>
+          <w:iCs/>
+          <w:sz w:val="22"/>
+          <w:szCs w:val="22"/>
+        </w:rPr>
+        <w:t>Git, GitHub</w:t>
+      </w:r>
+      <w:r>
+        <w:rPr>
+          <w:rFonts w:ascii="Aptos" w:hAnsi="Aptos"/>
+          <w:iCs/>
+          <w:sz w:val="22"/>
+          <w:szCs w:val="22"/>
+        </w:rPr>
+        <w:t>, GitLab</w:t>
       </w:r>
     </w:p>
     <w:p>
@@ -811,20 +1779,37 @@
         <w:pStyle w:val="ListParagraph"/>
         <w:numPr>
           <w:ilvl w:val="0"/>
-          <w:numId w:val="3"/>
+          <w:numId w:val="5"/>
         </w:numPr>
         <w:tabs>
           <w:tab w:val="right" w:pos="10710"/>
         </w:tabs>
         <w:rPr>
           <w:rFonts w:ascii="Aptos" w:hAnsi="Aptos"/>
-        </w:rPr>
-      </w:pPr>
-      <w:r>
-        <w:rPr>
-          <w:rFonts w:ascii="Aptos" w:hAnsi="Aptos"/>
-        </w:rPr>
-        <w:t>CSS, HTML, JavaScript</w:t>
+          <w:iCs/>
+          <w:sz w:val="22"/>
+          <w:szCs w:val="22"/>
+        </w:rPr>
+      </w:pPr>
+      <w:r>
+        <w:rPr>
+          <w:rFonts w:ascii="Aptos" w:hAnsi="Aptos"/>
+          <w:b/>
+          <w:bCs/>
+          <w:iCs/>
+          <w:sz w:val="22"/>
+          <w:szCs w:val="22"/>
+        </w:rPr>
+        <w:t>API Documentation:</w:t>
+      </w:r>
+      <w:r>
+        <w:rPr>
+          <w:rFonts w:ascii="Aptos" w:hAnsi="Aptos"/>
+          <w:iCs/>
+          <w:sz w:val="22"/>
+          <w:szCs w:val="22"/>
+        </w:rPr>
+        <w:t xml:space="preserve"> Postman, Swagger</w:t>
       </w:r>
     </w:p>
     <w:p>
@@ -832,20 +1817,37 @@
         <w:pStyle w:val="ListParagraph"/>
         <w:numPr>
           <w:ilvl w:val="0"/>
-          <w:numId w:val="3"/>
+          <w:numId w:val="5"/>
         </w:numPr>
         <w:tabs>
           <w:tab w:val="right" w:pos="10710"/>
         </w:tabs>
         <w:rPr>
           <w:rFonts w:ascii="Aptos" w:hAnsi="Aptos"/>
-        </w:rPr>
-      </w:pPr>
-      <w:r>
-        <w:rPr>
-          <w:rFonts w:ascii="Aptos" w:hAnsi="Aptos"/>
-        </w:rPr>
-        <w:t>Jekyll Hugo</w:t>
+          <w:iCs/>
+          <w:sz w:val="22"/>
+          <w:szCs w:val="22"/>
+        </w:rPr>
+      </w:pPr>
+      <w:r>
+        <w:rPr>
+          <w:rFonts w:ascii="Aptos" w:hAnsi="Aptos"/>
+          <w:b/>
+          <w:bCs/>
+          <w:iCs/>
+          <w:sz w:val="22"/>
+          <w:szCs w:val="22"/>
+        </w:rPr>
+        <w:t xml:space="preserve">Programming: </w:t>
+      </w:r>
+      <w:r>
+        <w:rPr>
+          <w:rFonts w:ascii="Aptos" w:hAnsi="Aptos"/>
+          <w:iCs/>
+          <w:sz w:val="22"/>
+          <w:szCs w:val="22"/>
+        </w:rPr>
+        <w:t>HTML, CSS, JavaScript, Python (basic)</w:t>
       </w:r>
     </w:p>
     <w:p>
@@ -853,20 +1855,45 @@
         <w:pStyle w:val="ListParagraph"/>
         <w:numPr>
           <w:ilvl w:val="0"/>
-          <w:numId w:val="3"/>
+          <w:numId w:val="5"/>
         </w:numPr>
         <w:tabs>
           <w:tab w:val="right" w:pos="10710"/>
         </w:tabs>
         <w:rPr>
           <w:rFonts w:ascii="Aptos" w:hAnsi="Aptos"/>
-        </w:rPr>
-      </w:pPr>
-      <w:r>
-        <w:rPr>
-          <w:rFonts w:ascii="Aptos" w:hAnsi="Aptos"/>
-        </w:rPr>
-        <w:t xml:space="preserve">Pinecone and MySQL </w:t>
+          <w:iCs/>
+          <w:sz w:val="22"/>
+          <w:szCs w:val="22"/>
+        </w:rPr>
+      </w:pPr>
+      <w:r>
+        <w:rPr>
+          <w:rFonts w:ascii="Aptos" w:hAnsi="Aptos"/>
+          <w:b/>
+          <w:bCs/>
+          <w:iCs/>
+          <w:sz w:val="22"/>
+          <w:szCs w:val="22"/>
+        </w:rPr>
+        <w:t xml:space="preserve">Databases: </w:t>
+      </w:r>
+      <w:r>
+        <w:rPr>
+          <w:rFonts w:ascii="Aptos" w:hAnsi="Aptos"/>
+          <w:sz w:val="22"/>
+          <w:szCs w:val="22"/>
+        </w:rPr>
+        <w:t>My</w:t>
+      </w:r>
+      <w:r>
+        <w:rPr>
+          <w:rFonts w:ascii="Aptos" w:hAnsi="Aptos"/>
+          <w:iCs/>
+          <w:sz w:val="22"/>
+          <w:szCs w:val="22"/>
+        </w:rPr>
+        <w:t>SQL, Snowflake, Pinecone</w:t>
       </w:r>
     </w:p>
     <w:p>
@@ -874,42 +1901,56 @@
         <w:pStyle w:val="ListParagraph"/>
         <w:numPr>
           <w:ilvl w:val="0"/>
-          <w:numId w:val="3"/>
+          <w:numId w:val="5"/>
         </w:numPr>
         <w:tabs>
           <w:tab w:val="right" w:pos="10710"/>
         </w:tabs>
         <w:rPr>
           <w:rFonts w:ascii="Aptos" w:hAnsi="Aptos"/>
-        </w:rPr>
-      </w:pPr>
-      <w:r>
-        <w:rPr>
-          <w:rFonts w:ascii="Aptos" w:hAnsi="Aptos"/>
-        </w:rPr>
-        <w:t>Python</w:t>
-      </w:r>
-    </w:p>
-    <w:p>
-      <w:pPr>
-        <w:tabs>
-          <w:tab w:val="right" w:pos="10710"/>
-        </w:tabs>
-        <w:rPr>
-          <w:rFonts w:ascii="Aptos" w:hAnsi="Aptos"/>
-        </w:rPr>
-        <w:sectPr>
-          <w:type w:val="continuous"/>
-          <w:pgSz w:w="12240" w:h="15840"/>
-          <w:pgMar w:top="1440" w:right="1440" w:bottom="1440" w:left="1440" w:header="720" w:footer="432" w:gutter="0"/>
-          <w:cols w:num="3" w:space="720" w:equalWidth="0">
-            <w:col w:w="2448" w:space="720"/>
-            <w:col w:w="3168" w:space="720"/>
-            <w:col w:w="2304" w:space="0"/>
-          </w:cols>
-          <w:docGrid w:linePitch="313"/>
-        </w:sectPr>
-      </w:pPr>
+          <w:iCs/>
+          <w:sz w:val="22"/>
+          <w:szCs w:val="22"/>
+        </w:rPr>
+      </w:pPr>
+      <w:r>
+        <w:rPr>
+          <w:rFonts w:ascii="Aptos" w:hAnsi="Aptos"/>
+          <w:b/>
+          <w:bCs/>
+          <w:iCs/>
+          <w:sz w:val="22"/>
+          <w:szCs w:val="22"/>
+        </w:rPr>
+        <w:t>Content Management:</w:t>
+      </w:r>
+      <w:r>
+        <w:rPr>
+          <w:rFonts w:ascii="Aptos" w:hAnsi="Aptos"/>
+          <w:iCs/>
+          <w:sz w:val="22"/>
+          <w:szCs w:val="22"/>
+        </w:rPr>
+        <w:t xml:space="preserve"> </w:t>
+      </w:r>
+      <w:r>
+        <w:rPr>
+          <w:rFonts w:ascii="Aptos" w:hAnsi="Aptos"/>
+          <w:iCs/>
+          <w:sz w:val="22"/>
+          <w:szCs w:val="22"/>
+        </w:rPr>
+        <w:t>Confluence, Adobe Experience Manager</w:t>
+      </w:r>
+      <w:r>
+        <w:rPr>
+          <w:rFonts w:ascii="Aptos" w:hAnsi="Aptos"/>
+          <w:iCs/>
+          <w:sz w:val="22"/>
+          <w:szCs w:val="22"/>
+        </w:rPr>
+        <w:t>, AWS</w:t>
+      </w:r>
     </w:p>
     <w:p>
       <w:pPr>
@@ -922,570 +1963,26 @@
         <w:rPr>
           <w:rFonts w:ascii="Aptos" w:hAnsi="Aptos"/>
         </w:rPr>
-        <w:t>Career Highlights</w:t>
-      </w:r>
-    </w:p>
-    <w:p>
-      <w:pPr>
-        <w:pStyle w:val="Heading2"/>
-        <w:tabs>
-          <w:tab w:val="clear" w:pos="10800"/>
-        </w:tabs>
-        <w:rPr>
-          <w:rFonts w:ascii="Aptos" w:hAnsi="Aptos"/>
-        </w:rPr>
-      </w:pPr>
-      <w:r>
-        <w:rPr>
-          <w:rFonts w:ascii="Aptos" w:hAnsi="Aptos"/>
-        </w:rPr>
-        <w:t>Technical Writer (Expert)</w:t>
-      </w:r>
-      <w:r>
-        <w:rPr>
-          <w:rFonts w:ascii="Aptos" w:hAnsi="Aptos"/>
-        </w:rPr>
-        <w:tab/>
-      </w:r>
-      <w:r>
-        <w:rPr>
-          <w:rFonts w:ascii="Aptos" w:hAnsi="Aptos"/>
-        </w:rPr>
-        <w:t>2021</w:t>
-      </w:r>
-      <w:r>
-        <w:rPr>
-          <w:rFonts w:ascii="Aptos" w:hAnsi="Aptos"/>
-        </w:rPr>
-        <w:t xml:space="preserve"> – Present</w:t>
-      </w:r>
-    </w:p>
-    <w:p>
-      <w:pPr>
-        <w:tabs>
-          <w:tab w:val="right" w:pos="10710"/>
-        </w:tabs>
-        <w:rPr>
-          <w:rFonts w:ascii="Aptos" w:hAnsi="Aptos"/>
-          <w:sz w:val="22"/>
-          <w:szCs w:val="22"/>
-          <w:lang w:val="fr-CA"/>
-        </w:rPr>
-      </w:pPr>
-      <w:r>
-        <w:rPr>
-          <w:rFonts w:ascii="Aptos" w:hAnsi="Aptos"/>
-          <w:sz w:val="22"/>
-          <w:szCs w:val="22"/>
-          <w:lang w:val="fr-CA"/>
-        </w:rPr>
-        <w:t xml:space="preserve">Agilent Technologies, Inc., Winooski, </w:t>
-      </w:r>
-      <w:r>
-        <w:rPr>
-          <w:rFonts w:ascii="Aptos" w:hAnsi="Aptos"/>
-          <w:sz w:val="22"/>
-          <w:szCs w:val="22"/>
-          <w:lang w:val="fr-CA"/>
-        </w:rPr>
-        <w:t>Vermont</w:t>
-      </w:r>
-    </w:p>
-    <w:p>
-      <w:pPr>
-        <w:tabs>
-          <w:tab w:val="right" w:pos="10710"/>
-        </w:tabs>
-        <w:rPr>
-          <w:rFonts w:ascii="Aptos" w:hAnsi="Aptos"/>
-          <w:i/>
-          <w:sz w:val="21"/>
-          <w:szCs w:val="21"/>
-        </w:rPr>
-      </w:pPr>
-      <w:r>
-        <w:rPr>
-          <w:rFonts w:ascii="Aptos" w:hAnsi="Aptos"/>
-          <w:i/>
-          <w:sz w:val="21"/>
-          <w:szCs w:val="21"/>
-        </w:rPr>
-        <w:t xml:space="preserve">I document liquid handlers and software for medical and scientific applications as part of a team of three writers. I am leading the redesign to a new corporate brand style using MadCap Flare, accelerating the publishing process. </w:t>
-      </w:r>
-      <w:r>
-        <w:rPr>
-          <w:rFonts w:ascii="Aptos" w:hAnsi="Aptos"/>
-          <w:i/>
-          <w:sz w:val="21"/>
-          <w:szCs w:val="21"/>
-        </w:rPr>
-        <w:t>Prepare</w:t>
-      </w:r>
-      <w:r>
-        <w:rPr>
-          <w:rFonts w:ascii="Aptos" w:hAnsi="Aptos"/>
-          <w:i/>
-          <w:sz w:val="21"/>
-          <w:szCs w:val="21"/>
-        </w:rPr>
-        <w:t xml:space="preserve"> documents for translation and localization, coordinating with translation services. </w:t>
-      </w:r>
-      <w:proofErr w:type="gramStart"/>
-      <w:r>
-        <w:rPr>
-          <w:rFonts w:ascii="Aptos" w:hAnsi="Aptos"/>
-          <w:i/>
-          <w:sz w:val="21"/>
-          <w:szCs w:val="21"/>
-        </w:rPr>
-        <w:t xml:space="preserve">Migrated </w:t>
-      </w:r>
-      <w:r>
-        <w:rPr>
-          <w:rFonts w:ascii="Aptos" w:hAnsi="Aptos"/>
-          <w:i/>
-          <w:sz w:val="21"/>
-          <w:szCs w:val="21"/>
-        </w:rPr>
-        <w:t xml:space="preserve"> all</w:t>
-      </w:r>
-      <w:proofErr w:type="gramEnd"/>
-      <w:r>
-        <w:rPr>
-          <w:rFonts w:ascii="Aptos" w:hAnsi="Aptos"/>
-          <w:i/>
-          <w:sz w:val="21"/>
-          <w:szCs w:val="21"/>
-        </w:rPr>
-        <w:t xml:space="preserve"> documentation sources from network shares to Git source control, resulting in more accurate sources and reduced time for publishing. Standardized peer reviews and processes to enhance publishing efficiency, meet deadlines more consistently, and save time.</w:t>
-      </w:r>
-    </w:p>
-    <w:p>
-      <w:pPr>
-        <w:pStyle w:val="Heading2"/>
-        <w:rPr>
-          <w:rFonts w:ascii="Aptos" w:hAnsi="Aptos"/>
-        </w:rPr>
-      </w:pPr>
-      <w:r>
-        <w:rPr>
-          <w:rFonts w:ascii="Aptos" w:hAnsi="Aptos"/>
-        </w:rPr>
-        <w:t>Senior Content Developer</w:t>
-      </w:r>
-      <w:r>
-        <w:rPr>
-          <w:rFonts w:ascii="Aptos" w:hAnsi="Aptos"/>
-        </w:rPr>
-        <w:tab/>
-        <w:t>201</w:t>
-      </w:r>
-      <w:r>
-        <w:rPr>
-          <w:rFonts w:ascii="Aptos" w:hAnsi="Aptos"/>
-        </w:rPr>
-        <w:t>9</w:t>
-      </w:r>
-      <w:r>
-        <w:rPr>
-          <w:rFonts w:ascii="Aptos" w:hAnsi="Aptos"/>
-        </w:rPr>
-        <w:t xml:space="preserve"> – </w:t>
-      </w:r>
-      <w:r>
-        <w:rPr>
-          <w:rFonts w:ascii="Aptos" w:hAnsi="Aptos"/>
-        </w:rPr>
-        <w:t>2021</w:t>
-      </w:r>
-    </w:p>
-    <w:p>
-      <w:pPr>
-        <w:tabs>
-          <w:tab w:val="right" w:pos="10710"/>
-        </w:tabs>
-        <w:rPr>
-          <w:rFonts w:ascii="Aptos" w:hAnsi="Aptos"/>
-        </w:rPr>
-      </w:pPr>
-      <w:r>
-        <w:rPr>
-          <w:rFonts w:ascii="Aptos" w:hAnsi="Aptos"/>
-        </w:rPr>
-        <w:t>Jitterbit, Alameda, California</w:t>
-      </w:r>
-    </w:p>
-    <w:p>
-      <w:pPr>
-        <w:tabs>
-          <w:tab w:val="right" w:pos="10710"/>
-        </w:tabs>
-        <w:rPr>
-          <w:rFonts w:ascii="Aptos" w:hAnsi="Aptos"/>
-          <w:sz w:val="21"/>
-          <w:szCs w:val="21"/>
-        </w:rPr>
-      </w:pPr>
-      <w:r>
-        <w:rPr>
-          <w:rFonts w:ascii="Aptos" w:hAnsi="Aptos"/>
-          <w:i/>
-          <w:sz w:val="21"/>
-          <w:szCs w:val="21"/>
-        </w:rPr>
-        <w:t>Documented a SaaS cloud-based integration platform, focusing on business process integration projects with Snowflake, Jira, ServiceNow, and other products. Developed enablement documentation and published user guides, release notes, and API documentation on a two- to three-week release schedule using Confluence and a Markdown/docs-as-code workflow. Used Postman to test samples for end-users.</w:t>
-      </w:r>
-    </w:p>
-    <w:p>
-      <w:pPr>
-        <w:rPr>
-          <w:rFonts w:ascii="Aptos" w:hAnsi="Aptos"/>
-          <w:b/>
-        </w:rPr>
-      </w:pPr>
-      <w:bookmarkStart w:id="1" w:name="_cmor9kuawc9a" w:colFirst="0" w:colLast="0"/>
-      <w:bookmarkEnd w:id="1"/>
-      <w:r>
-        <w:rPr>
-          <w:rFonts w:ascii="Aptos" w:hAnsi="Aptos"/>
-        </w:rPr>
-        <w:br w:type="page"/>
-      </w:r>
-    </w:p>
-    <w:p>
-      <w:pPr>
-        <w:pStyle w:val="Heading2"/>
-        <w:rPr>
-          <w:rFonts w:ascii="Aptos" w:hAnsi="Aptos"/>
-        </w:rPr>
-      </w:pPr>
-      <w:r>
-        <w:rPr>
-          <w:rFonts w:ascii="Aptos" w:hAnsi="Aptos"/>
-        </w:rPr>
         <w:lastRenderedPageBreak/>
-        <w:t>Senior Content Developer/Support Lead</w:t>
-      </w:r>
-      <w:r>
-        <w:rPr>
-          <w:rFonts w:ascii="Aptos" w:hAnsi="Aptos"/>
-        </w:rPr>
-        <w:tab/>
-        <w:t>201</w:t>
-      </w:r>
-      <w:r>
-        <w:rPr>
-          <w:rFonts w:ascii="Aptos" w:hAnsi="Aptos"/>
-        </w:rPr>
-        <w:t>4</w:t>
-      </w:r>
-      <w:r>
-        <w:rPr>
-          <w:rFonts w:ascii="Aptos" w:hAnsi="Aptos"/>
-        </w:rPr>
-        <w:t xml:space="preserve"> – 20</w:t>
-      </w:r>
-      <w:r>
-        <w:rPr>
-          <w:rFonts w:ascii="Aptos" w:hAnsi="Aptos"/>
-        </w:rPr>
-        <w:t>21</w:t>
-      </w:r>
-    </w:p>
-    <w:p>
-      <w:pPr>
-        <w:tabs>
-          <w:tab w:val="right" w:pos="10710"/>
-        </w:tabs>
-        <w:rPr>
-          <w:rFonts w:ascii="Aptos" w:hAnsi="Aptos"/>
-        </w:rPr>
-      </w:pPr>
-      <w:r>
-        <w:rPr>
-          <w:rFonts w:ascii="Aptos" w:hAnsi="Aptos"/>
-        </w:rPr>
-        <w:t>Sheridan Journal Services, Waterbury, Vermont</w:t>
-      </w:r>
-    </w:p>
-    <w:p>
-      <w:pPr>
-        <w:tabs>
-          <w:tab w:val="right" w:pos="10710"/>
-        </w:tabs>
-        <w:rPr>
-          <w:rFonts w:ascii="Aptos" w:hAnsi="Aptos"/>
-          <w:i/>
-          <w:sz w:val="21"/>
-          <w:szCs w:val="21"/>
-        </w:rPr>
-      </w:pPr>
-      <w:r>
-        <w:rPr>
-          <w:rFonts w:ascii="Aptos" w:hAnsi="Aptos"/>
-          <w:i/>
-          <w:sz w:val="21"/>
-          <w:szCs w:val="21"/>
-        </w:rPr>
-        <w:t>Single-sourced online help, training, and job aids for 16 clients and Sheridan staff on editorial and production management tools. Created tutorials with Camtasia and Articulate tools. Publishing tools included Oxygen, MadCap Flare, and Adobe Acrobat.</w:t>
-      </w:r>
-    </w:p>
-    <w:p>
-      <w:pPr>
-        <w:pStyle w:val="Heading2"/>
-        <w:rPr>
-          <w:rFonts w:ascii="Aptos" w:hAnsi="Aptos"/>
-        </w:rPr>
-      </w:pPr>
-      <w:bookmarkStart w:id="2" w:name="_yph14gkkych4" w:colFirst="0" w:colLast="0"/>
-      <w:bookmarkEnd w:id="2"/>
-      <w:r>
-        <w:rPr>
-          <w:rFonts w:ascii="Aptos" w:hAnsi="Aptos"/>
-        </w:rPr>
-        <w:t>Writing Manager</w:t>
-      </w:r>
-      <w:r>
-        <w:rPr>
-          <w:rFonts w:ascii="Aptos" w:hAnsi="Aptos"/>
-        </w:rPr>
-        <w:tab/>
-        <w:t>20</w:t>
-      </w:r>
-      <w:r>
-        <w:rPr>
-          <w:rFonts w:ascii="Aptos" w:hAnsi="Aptos"/>
-        </w:rPr>
-        <w:t>13</w:t>
-      </w:r>
-      <w:r>
-        <w:rPr>
-          <w:rFonts w:ascii="Aptos" w:hAnsi="Aptos"/>
-        </w:rPr>
-        <w:t xml:space="preserve"> – 201</w:t>
-      </w:r>
-      <w:r>
-        <w:rPr>
-          <w:rFonts w:ascii="Aptos" w:hAnsi="Aptos"/>
-        </w:rPr>
-        <w:t>4</w:t>
-      </w:r>
-    </w:p>
-    <w:p>
-      <w:pPr>
-        <w:tabs>
-          <w:tab w:val="right" w:pos="10710"/>
-        </w:tabs>
-        <w:rPr>
-          <w:rFonts w:ascii="Aptos" w:hAnsi="Aptos"/>
-        </w:rPr>
-      </w:pPr>
-      <w:r>
-        <w:rPr>
-          <w:rFonts w:ascii="Aptos" w:hAnsi="Aptos"/>
-        </w:rPr>
-        <w:t>Data Innovations, South Burlington, Vermont</w:t>
-      </w:r>
-    </w:p>
-    <w:p>
-      <w:pPr>
-        <w:tabs>
-          <w:tab w:val="right" w:pos="10710"/>
-        </w:tabs>
-        <w:rPr>
-          <w:rFonts w:ascii="Aptos" w:hAnsi="Aptos"/>
-          <w:i/>
-          <w:sz w:val="21"/>
-          <w:szCs w:val="21"/>
-        </w:rPr>
-      </w:pPr>
-      <w:r>
-        <w:rPr>
-          <w:rFonts w:ascii="Aptos" w:hAnsi="Aptos"/>
-          <w:i/>
-          <w:sz w:val="21"/>
-          <w:szCs w:val="21"/>
-        </w:rPr>
-        <w:t>Introduced source control methods to documentation, allowing multiple writers to work on the same projects, resulting in a more unified documentation set. Supervised and guided a team of three writers in implementing a new documentation and publishing workflow with MadCap Flare, reducing costs by 40% and making FDA audits more efficient.</w:t>
-      </w:r>
-    </w:p>
-    <w:p>
-      <w:pPr>
-        <w:pStyle w:val="Heading2"/>
-        <w:rPr>
-          <w:rFonts w:ascii="Aptos" w:hAnsi="Aptos"/>
-        </w:rPr>
-      </w:pPr>
-      <w:r>
-        <w:rPr>
-          <w:rFonts w:ascii="Aptos" w:hAnsi="Aptos"/>
-        </w:rPr>
-        <w:t>Senior Technical Writer</w:t>
-      </w:r>
-      <w:r>
-        <w:rPr>
-          <w:rFonts w:ascii="Aptos" w:hAnsi="Aptos"/>
-        </w:rPr>
-        <w:tab/>
-        <w:t>20</w:t>
-      </w:r>
-      <w:r>
-        <w:rPr>
-          <w:rFonts w:ascii="Aptos" w:hAnsi="Aptos"/>
-        </w:rPr>
-        <w:t>04</w:t>
-      </w:r>
-      <w:r>
-        <w:rPr>
-          <w:rFonts w:ascii="Aptos" w:hAnsi="Aptos"/>
-        </w:rPr>
-        <w:t xml:space="preserve"> – 201</w:t>
-      </w:r>
-      <w:r>
-        <w:rPr>
-          <w:rFonts w:ascii="Aptos" w:hAnsi="Aptos"/>
-        </w:rPr>
-        <w:t>3</w:t>
-      </w:r>
-    </w:p>
-    <w:p>
-      <w:pPr>
-        <w:tabs>
-          <w:tab w:val="right" w:pos="10710"/>
-        </w:tabs>
-        <w:rPr>
-          <w:rFonts w:ascii="Aptos" w:hAnsi="Aptos"/>
-        </w:rPr>
-      </w:pPr>
-      <w:r>
-        <w:rPr>
-          <w:rFonts w:ascii="Aptos" w:hAnsi="Aptos"/>
-        </w:rPr>
-        <w:t>MBF Bioscience, Williston, Vermont</w:t>
-      </w:r>
-    </w:p>
-    <w:p>
-      <w:pPr>
-        <w:tabs>
-          <w:tab w:val="right" w:pos="10710"/>
-        </w:tabs>
-        <w:rPr>
-          <w:rFonts w:ascii="Aptos" w:hAnsi="Aptos"/>
-          <w:i/>
-          <w:sz w:val="21"/>
-          <w:szCs w:val="21"/>
-        </w:rPr>
-      </w:pPr>
-      <w:r>
-        <w:rPr>
-          <w:rFonts w:ascii="Aptos" w:hAnsi="Aptos"/>
-          <w:i/>
-          <w:sz w:val="21"/>
-          <w:szCs w:val="21"/>
-        </w:rPr>
-        <w:t>Moved documentation to Online and Print on Demand to streamline the publishing process, reducing printing, shipping, and storage costs, saving the company $54,000 in the first two years. Developed user documentation using a single content source for multiple software applications, application notes, and installation guides. Acted as editorial support for Technical Support and Marketing/Sales departments.</w:t>
-      </w:r>
-    </w:p>
-    <w:p>
-      <w:pPr>
-        <w:pStyle w:val="Heading1"/>
-        <w:rPr>
-          <w:rFonts w:ascii="Aptos" w:hAnsi="Aptos"/>
-        </w:rPr>
-      </w:pPr>
-      <w:r>
-        <w:rPr>
-          <w:rFonts w:ascii="Aptos" w:hAnsi="Aptos"/>
-        </w:rPr>
         <w:t>Education</w:t>
       </w:r>
     </w:p>
     <w:p>
       <w:pPr>
-        <w:tabs>
-          <w:tab w:val="right" w:pos="10710"/>
-        </w:tabs>
-        <w:rPr>
-          <w:rFonts w:ascii="Aptos" w:hAnsi="Aptos"/>
-          <w:b/>
-        </w:rPr>
-      </w:pPr>
-      <w:bookmarkStart w:id="3" w:name="_n16ug1y3ofpf" w:colFirst="0" w:colLast="0"/>
-      <w:bookmarkEnd w:id="3"/>
-      <w:r>
-        <w:rPr>
-          <w:rFonts w:ascii="Aptos" w:hAnsi="Aptos"/>
-          <w:b/>
-        </w:rPr>
-        <w:t xml:space="preserve">Bachelor of </w:t>
-      </w:r>
-      <w:r>
-        <w:rPr>
-          <w:rFonts w:ascii="Aptos" w:hAnsi="Aptos"/>
-          <w:b/>
-        </w:rPr>
-        <w:t>Arts</w:t>
-      </w:r>
-      <w:r>
-        <w:rPr>
-          <w:rFonts w:ascii="Aptos" w:hAnsi="Aptos"/>
-          <w:b/>
-        </w:rPr>
-        <w:t xml:space="preserve">, </w:t>
-      </w:r>
-      <w:r>
-        <w:rPr>
-          <w:rFonts w:ascii="Aptos" w:hAnsi="Aptos"/>
-          <w:b/>
-        </w:rPr>
-        <w:t>Anthropology and Classical Studies, Writing minor</w:t>
-      </w:r>
-      <w:r>
-        <w:rPr>
-          <w:rFonts w:ascii="Aptos" w:hAnsi="Aptos"/>
-          <w:b/>
-        </w:rPr>
-        <w:tab/>
-      </w:r>
-    </w:p>
-    <w:p>
-      <w:pPr>
-        <w:tabs>
-          <w:tab w:val="right" w:pos="10710"/>
-        </w:tabs>
-        <w:rPr>
-          <w:rFonts w:ascii="Aptos" w:hAnsi="Aptos"/>
-        </w:rPr>
-      </w:pPr>
-      <w:r>
-        <w:rPr>
-          <w:rFonts w:ascii="Aptos" w:hAnsi="Aptos"/>
-        </w:rPr>
-        <w:t>Drew University</w:t>
-      </w:r>
-      <w:r>
-        <w:rPr>
-          <w:rFonts w:ascii="Aptos" w:hAnsi="Aptos"/>
-        </w:rPr>
-        <w:t xml:space="preserve">, </w:t>
-      </w:r>
-      <w:r>
-        <w:rPr>
-          <w:rFonts w:ascii="Aptos" w:hAnsi="Aptos"/>
-        </w:rPr>
-        <w:t>Madison</w:t>
-      </w:r>
-      <w:r>
-        <w:rPr>
-          <w:rFonts w:ascii="Aptos" w:hAnsi="Aptos"/>
-        </w:rPr>
-        <w:t xml:space="preserve">, </w:t>
-      </w:r>
-      <w:r>
-        <w:rPr>
-          <w:rFonts w:ascii="Aptos" w:hAnsi="Aptos"/>
-        </w:rPr>
-        <w:t>NJ</w:t>
+        <w:spacing w:before="100" w:beforeAutospacing="1" w:after="100" w:afterAutospacing="1" w:line="240" w:lineRule="auto"/>
+        <w:rPr>
+          <w:rFonts w:ascii="Aptos" w:eastAsia="Times New Roman" w:hAnsi="Aptos" w:cs="Times New Roman"/>
+          <w:sz w:val="22"/>
+          <w:szCs w:val="22"/>
+        </w:rPr>
+      </w:pPr>
+      <w:r>
+        <w:rPr>
+          <w:rFonts w:ascii="Aptos" w:eastAsia="Times New Roman" w:hAnsi="Aptos" w:cs="Times New Roman"/>
+          <w:sz w:val="22"/>
+          <w:szCs w:val="22"/>
+        </w:rPr>
+        <w:t>Bachelor of Arts, Anthropology and Classical Studies, Writing minor Drew University, Madison, NJ</w:t>
       </w:r>
     </w:p>
     <w:sectPr>
@@ -1521,7 +2018,44 @@
       </w:r>
     </w:p>
   </w:endnote>
+  <w:endnote w:type="continuationNotice" w:id="1">
+    <w:p>
+      <w:pPr>
+        <w:spacing w:after="0" w:line="240" w:lineRule="auto"/>
+      </w:pPr>
+    </w:p>
+  </w:endnote>
 </w:endnotes>
+</file>
+
+<file path=word/footer1.xml><?xml version="1.0" encoding="utf-8"?>
+<w:ftr xmlns:wpc="http://schemas.microsoft.com/office/word/2010/wordprocessingCanvas" xmlns:cx="http://schemas.microsoft.com/office/drawing/2014/chartex" xmlns:cx1="http://schemas.microsoft.com/office/drawing/2015/9/8/chartex" xmlns:cx2="http://schemas.microsoft.com/office/drawing/2015/10/21/chartex" xmlns:cx3="http://schemas.microsoft.com/office/drawing/2016/5/9/chartex" xmlns:cx4="http://schemas.microsoft.com/office/drawing/2016/5/10/chartex" xmlns:cx5="http://schemas.microsoft.com/office/drawing/2016/5/11/chartex" xmlns:cx6="http://schemas.microsoft.com/office/drawing/2016/5/12/chartex" xmlns:cx7="http://schemas.microsoft.com/office/drawing/2016/5/13/chartex" xmlns:cx8="http://schemas.microsoft.com/office/drawing/2016/5/14/chartex" xmlns:mc="http://schemas.openxmlformats.org/markup-compatibility/2006" xmlns:aink="http://schemas.microsoft.com/office/drawing/2016/ink" xmlns:am3d="http://schemas.microsoft.com/office/drawing/2017/model3d" xmlns:o="urn:schemas-microsoft-com:office:office" xmlns:oel="http://schemas.microsoft.com/office/2019/extlst" xmlns:r="http://schemas.openxmlformats.org/officeDocument/2006/relationships" xmlns:m="http://schemas.openxmlformats.org/officeDocument/2006/math" xmlns:v="urn:schemas-microsoft-com:vml" xmlns:wp14="http://schemas.microsoft.com/office/word/2010/wordprocessingDrawing" xmlns:wp="http://schemas.openxmlformats.org/drawingml/2006/wordprocessingDrawing" xmlns:w10="urn:schemas-microsoft-com:office:word" xmlns:w="http://schemas.openxmlformats.org/wordprocessingml/2006/main" xmlns:w14="http://schemas.microsoft.com/office/word/2010/wordml" xmlns:w15="http://schemas.microsoft.com/office/word/2012/wordml" xmlns:w16cex="http://schemas.microsoft.com/office/word/2018/wordml/cex" xmlns:w16cid="http://schemas.microsoft.com/office/word/2016/wordml/cid" xmlns:w16="http://schemas.microsoft.com/office/word/2018/wordml" xmlns:w16du="http://schemas.microsoft.com/office/word/2023/wordml/word16du" xmlns:w16sdtdh="http://schemas.microsoft.com/office/word/2020/wordml/sdtdatahash" xmlns:w16se="http://schemas.microsoft.com/office/word/2015/wordml/symex" xmlns:wpg="http://schemas.microsoft.com/office/word/2010/wordprocessingGroup" xmlns:wpi="http://schemas.microsoft.com/office/word/2010/wordprocessingInk" xmlns:wne="http://schemas.microsoft.com/office/word/2006/wordml" xmlns:wps="http://schemas.microsoft.com/office/word/2010/wordprocessingShape" mc:Ignorable="w14 w15 w16se w16cid w16 w16cex w16sdtdh w16du wp14">
+  <w:p>
+    <w:pPr>
+      <w:pStyle w:val="Footer"/>
+    </w:pPr>
+  </w:p>
+</w:ftr>
+</file>
+
+<file path=word/footer2.xml><?xml version="1.0" encoding="utf-8"?>
+<w:ftr xmlns:wpc="http://schemas.microsoft.com/office/word/2010/wordprocessingCanvas" xmlns:cx="http://schemas.microsoft.com/office/drawing/2014/chartex" xmlns:cx1="http://schemas.microsoft.com/office/drawing/2015/9/8/chartex" xmlns:cx2="http://schemas.microsoft.com/office/drawing/2015/10/21/chartex" xmlns:cx3="http://schemas.microsoft.com/office/drawing/2016/5/9/chartex" xmlns:cx4="http://schemas.microsoft.com/office/drawing/2016/5/10/chartex" xmlns:cx5="http://schemas.microsoft.com/office/drawing/2016/5/11/chartex" xmlns:cx6="http://schemas.microsoft.com/office/drawing/2016/5/12/chartex" xmlns:cx7="http://schemas.microsoft.com/office/drawing/2016/5/13/chartex" xmlns:cx8="http://schemas.microsoft.com/office/drawing/2016/5/14/chartex" xmlns:mc="http://schemas.openxmlformats.org/markup-compatibility/2006" xmlns:aink="http://schemas.microsoft.com/office/drawing/2016/ink" xmlns:am3d="http://schemas.microsoft.com/office/drawing/2017/model3d" xmlns:o="urn:schemas-microsoft-com:office:office" xmlns:oel="http://schemas.microsoft.com/office/2019/extlst" xmlns:r="http://schemas.openxmlformats.org/officeDocument/2006/relationships" xmlns:m="http://schemas.openxmlformats.org/officeDocument/2006/math" xmlns:v="urn:schemas-microsoft-com:vml" xmlns:wp14="http://schemas.microsoft.com/office/word/2010/wordprocessingDrawing" xmlns:wp="http://schemas.openxmlformats.org/drawingml/2006/wordprocessingDrawing" xmlns:w10="urn:schemas-microsoft-com:office:word" xmlns:w="http://schemas.openxmlformats.org/wordprocessingml/2006/main" xmlns:w14="http://schemas.microsoft.com/office/word/2010/wordml" xmlns:w15="http://schemas.microsoft.com/office/word/2012/wordml" xmlns:w16cex="http://schemas.microsoft.com/office/word/2018/wordml/cex" xmlns:w16cid="http://schemas.microsoft.com/office/word/2016/wordml/cid" xmlns:w16="http://schemas.microsoft.com/office/word/2018/wordml" xmlns:w16du="http://schemas.microsoft.com/office/word/2023/wordml/word16du" xmlns:w16sdtdh="http://schemas.microsoft.com/office/word/2020/wordml/sdtdatahash" xmlns:w16se="http://schemas.microsoft.com/office/word/2015/wordml/symex" xmlns:wpg="http://schemas.microsoft.com/office/word/2010/wordprocessingGroup" xmlns:wpi="http://schemas.microsoft.com/office/word/2010/wordprocessingInk" xmlns:wne="http://schemas.microsoft.com/office/word/2006/wordml" xmlns:wps="http://schemas.microsoft.com/office/word/2010/wordprocessingShape" mc:Ignorable="w14 w15 w16se w16cid w16 w16cex w16sdtdh w16du wp14">
+  <w:p>
+    <w:pPr>
+      <w:pStyle w:val="Footer"/>
+    </w:pPr>
+  </w:p>
+</w:ftr>
+</file>
+
+<file path=word/footer3.xml><?xml version="1.0" encoding="utf-8"?>
+<w:ftr xmlns:wpc="http://schemas.microsoft.com/office/word/2010/wordprocessingCanvas" xmlns:cx="http://schemas.microsoft.com/office/drawing/2014/chartex" xmlns:cx1="http://schemas.microsoft.com/office/drawing/2015/9/8/chartex" xmlns:cx2="http://schemas.microsoft.com/office/drawing/2015/10/21/chartex" xmlns:cx3="http://schemas.microsoft.com/office/drawing/2016/5/9/chartex" xmlns:cx4="http://schemas.microsoft.com/office/drawing/2016/5/10/chartex" xmlns:cx5="http://schemas.microsoft.com/office/drawing/2016/5/11/chartex" xmlns:cx6="http://schemas.microsoft.com/office/drawing/2016/5/12/chartex" xmlns:cx7="http://schemas.microsoft.com/office/drawing/2016/5/13/chartex" xmlns:cx8="http://schemas.microsoft.com/office/drawing/2016/5/14/chartex" xmlns:mc="http://schemas.openxmlformats.org/markup-compatibility/2006" xmlns:aink="http://schemas.microsoft.com/office/drawing/2016/ink" xmlns:am3d="http://schemas.microsoft.com/office/drawing/2017/model3d" xmlns:o="urn:schemas-microsoft-com:office:office" xmlns:oel="http://schemas.microsoft.com/office/2019/extlst" xmlns:r="http://schemas.openxmlformats.org/officeDocument/2006/relationships" xmlns:m="http://schemas.openxmlformats.org/officeDocument/2006/math" xmlns:v="urn:schemas-microsoft-com:vml" xmlns:wp14="http://schemas.microsoft.com/office/word/2010/wordprocessingDrawing" xmlns:wp="http://schemas.openxmlformats.org/drawingml/2006/wordprocessingDrawing" xmlns:w10="urn:schemas-microsoft-com:office:word" xmlns:w="http://schemas.openxmlformats.org/wordprocessingml/2006/main" xmlns:w14="http://schemas.microsoft.com/office/word/2010/wordml" xmlns:w15="http://schemas.microsoft.com/office/word/2012/wordml" xmlns:w16cex="http://schemas.microsoft.com/office/word/2018/wordml/cex" xmlns:w16cid="http://schemas.microsoft.com/office/word/2016/wordml/cid" xmlns:w16="http://schemas.microsoft.com/office/word/2018/wordml" xmlns:w16du="http://schemas.microsoft.com/office/word/2023/wordml/word16du" xmlns:w16sdtdh="http://schemas.microsoft.com/office/word/2020/wordml/sdtdatahash" xmlns:w16se="http://schemas.microsoft.com/office/word/2015/wordml/symex" xmlns:wpg="http://schemas.microsoft.com/office/word/2010/wordprocessingGroup" xmlns:wpi="http://schemas.microsoft.com/office/word/2010/wordprocessingInk" xmlns:wne="http://schemas.microsoft.com/office/word/2006/wordml" xmlns:wps="http://schemas.microsoft.com/office/word/2010/wordprocessingShape" mc:Ignorable="w14 w15 w16se w16cid w16 w16cex w16sdtdh w16du wp14">
+  <w:p>
+    <w:pPr>
+      <w:pStyle w:val="Footer"/>
+    </w:pPr>
+  </w:p>
+</w:ftr>
 </file>
 
 <file path=word/footnotes.xml><?xml version="1.0" encoding="utf-8"?>
@@ -1544,6 +2078,13 @@
       <w:r>
         <w:continuationSeparator/>
       </w:r>
+    </w:p>
+  </w:footnote>
+  <w:footnote w:type="continuationNotice" w:id="1">
+    <w:p>
+      <w:pPr>
+        <w:spacing w:after="0" w:line="240" w:lineRule="auto"/>
+      </w:pPr>
     </w:p>
   </w:footnote>
 </w:footnotes>
@@ -1553,37 +2094,28 @@
 <w:hdr xmlns:wpc="http://schemas.microsoft.com/office/word/2010/wordprocessingCanvas" xmlns:cx="http://schemas.microsoft.com/office/drawing/2014/chartex" xmlns:cx1="http://schemas.microsoft.com/office/drawing/2015/9/8/chartex" xmlns:cx2="http://schemas.microsoft.com/office/drawing/2015/10/21/chartex" xmlns:cx3="http://schemas.microsoft.com/office/drawing/2016/5/9/chartex" xmlns:cx4="http://schemas.microsoft.com/office/drawing/2016/5/10/chartex" xmlns:cx5="http://schemas.microsoft.com/office/drawing/2016/5/11/chartex" xmlns:cx6="http://schemas.microsoft.com/office/drawing/2016/5/12/chartex" xmlns:cx7="http://schemas.microsoft.com/office/drawing/2016/5/13/chartex" xmlns:cx8="http://schemas.microsoft.com/office/drawing/2016/5/14/chartex" xmlns:mc="http://schemas.openxmlformats.org/markup-compatibility/2006" xmlns:aink="http://schemas.microsoft.com/office/drawing/2016/ink" xmlns:am3d="http://schemas.microsoft.com/office/drawing/2017/model3d" xmlns:o="urn:schemas-microsoft-com:office:office" xmlns:oel="http://schemas.microsoft.com/office/2019/extlst" xmlns:r="http://schemas.openxmlformats.org/officeDocument/2006/relationships" xmlns:m="http://schemas.openxmlformats.org/officeDocument/2006/math" xmlns:v="urn:schemas-microsoft-com:vml" xmlns:wp14="http://schemas.microsoft.com/office/word/2010/wordprocessingDrawing" xmlns:wp="http://schemas.openxmlformats.org/drawingml/2006/wordprocessingDrawing" xmlns:w10="urn:schemas-microsoft-com:office:word" xmlns:w="http://schemas.openxmlformats.org/wordprocessingml/2006/main" xmlns:w14="http://schemas.microsoft.com/office/word/2010/wordml" xmlns:w15="http://schemas.microsoft.com/office/word/2012/wordml" xmlns:w16cex="http://schemas.microsoft.com/office/word/2018/wordml/cex" xmlns:w16cid="http://schemas.microsoft.com/office/word/2016/wordml/cid" xmlns:w16="http://schemas.microsoft.com/office/word/2018/wordml" xmlns:w16du="http://schemas.microsoft.com/office/word/2023/wordml/word16du" xmlns:w16sdtdh="http://schemas.microsoft.com/office/word/2020/wordml/sdtdatahash" xmlns:w16se="http://schemas.microsoft.com/office/word/2015/wordml/symex" xmlns:wpg="http://schemas.microsoft.com/office/word/2010/wordprocessingGroup" xmlns:wpi="http://schemas.microsoft.com/office/word/2010/wordprocessingInk" xmlns:wne="http://schemas.microsoft.com/office/word/2006/wordml" xmlns:wps="http://schemas.microsoft.com/office/word/2010/wordprocessingShape" mc:Ignorable="w14 w15 w16se w16cid w16 w16cex w16sdtdh w16du wp14">
   <w:p>
     <w:pPr>
-      <w:spacing w:after="0"/>
-      <w:jc w:val="right"/>
-      <w:rPr>
-        <w:sz w:val="20"/>
-        <w:szCs w:val="20"/>
-      </w:rPr>
+      <w:pStyle w:val="Header"/>
     </w:pPr>
-    <w:r>
-      <w:rPr>
-        <w:sz w:val="20"/>
-        <w:szCs w:val="20"/>
-      </w:rPr>
-      <w:t>Steve Arrants</w:t>
-    </w:r>
-    <w:r>
-      <w:rPr>
-        <w:sz w:val="20"/>
-        <w:szCs w:val="20"/>
-      </w:rPr>
-      <w:t xml:space="preserve"> | Page 2</w:t>
-    </w:r>
   </w:p>
+</w:hdr>
+</file>
+
+<file path=word/header2.xml><?xml version="1.0" encoding="utf-8"?>
+<w:hdr xmlns:wpc="http://schemas.microsoft.com/office/word/2010/wordprocessingCanvas" xmlns:cx="http://schemas.microsoft.com/office/drawing/2014/chartex" xmlns:cx1="http://schemas.microsoft.com/office/drawing/2015/9/8/chartex" xmlns:cx2="http://schemas.microsoft.com/office/drawing/2015/10/21/chartex" xmlns:cx3="http://schemas.microsoft.com/office/drawing/2016/5/9/chartex" xmlns:cx4="http://schemas.microsoft.com/office/drawing/2016/5/10/chartex" xmlns:cx5="http://schemas.microsoft.com/office/drawing/2016/5/11/chartex" xmlns:cx6="http://schemas.microsoft.com/office/drawing/2016/5/12/chartex" xmlns:cx7="http://schemas.microsoft.com/office/drawing/2016/5/13/chartex" xmlns:cx8="http://schemas.microsoft.com/office/drawing/2016/5/14/chartex" xmlns:mc="http://schemas.openxmlformats.org/markup-compatibility/2006" xmlns:aink="http://schemas.microsoft.com/office/drawing/2016/ink" xmlns:am3d="http://schemas.microsoft.com/office/drawing/2017/model3d" xmlns:o="urn:schemas-microsoft-com:office:office" xmlns:oel="http://schemas.microsoft.com/office/2019/extlst" xmlns:r="http://schemas.openxmlformats.org/officeDocument/2006/relationships" xmlns:m="http://schemas.openxmlformats.org/officeDocument/2006/math" xmlns:v="urn:schemas-microsoft-com:vml" xmlns:wp14="http://schemas.microsoft.com/office/word/2010/wordprocessingDrawing" xmlns:wp="http://schemas.openxmlformats.org/drawingml/2006/wordprocessingDrawing" xmlns:w10="urn:schemas-microsoft-com:office:word" xmlns:w="http://schemas.openxmlformats.org/wordprocessingml/2006/main" xmlns:w14="http://schemas.microsoft.com/office/word/2010/wordml" xmlns:w15="http://schemas.microsoft.com/office/word/2012/wordml" xmlns:w16cex="http://schemas.microsoft.com/office/word/2018/wordml/cex" xmlns:w16cid="http://schemas.microsoft.com/office/word/2016/wordml/cid" xmlns:w16="http://schemas.microsoft.com/office/word/2018/wordml" xmlns:w16du="http://schemas.microsoft.com/office/word/2023/wordml/word16du" xmlns:w16sdtdh="http://schemas.microsoft.com/office/word/2020/wordml/sdtdatahash" xmlns:w16se="http://schemas.microsoft.com/office/word/2015/wordml/symex" xmlns:wpg="http://schemas.microsoft.com/office/word/2010/wordprocessingGroup" xmlns:wpi="http://schemas.microsoft.com/office/word/2010/wordprocessingInk" xmlns:wne="http://schemas.microsoft.com/office/word/2006/wordml" xmlns:wps="http://schemas.microsoft.com/office/word/2010/wordprocessingShape" mc:Ignorable="w14 w15 w16se w16cid w16 w16cex w16sdtdh w16du wp14">
   <w:p>
     <w:pPr>
-      <w:jc w:val="right"/>
+      <w:pStyle w:val="Header"/>
     </w:pPr>
-    <w:r>
-      <w:pict w14:anchorId="3809B11C">
-        <v:rect id="_x0000_i1026" style="width:0;height:1.5pt" o:hralign="center" o:hrstd="t" o:hr="t" fillcolor="#a0a0a0" stroked="f"/>
-      </w:pict>
-    </w:r>
+  </w:p>
+</w:hdr>
+</file>
+
+<file path=word/header3.xml><?xml version="1.0" encoding="utf-8"?>
+<w:hdr xmlns:wpc="http://schemas.microsoft.com/office/word/2010/wordprocessingCanvas" xmlns:cx="http://schemas.microsoft.com/office/drawing/2014/chartex" xmlns:cx1="http://schemas.microsoft.com/office/drawing/2015/9/8/chartex" xmlns:cx2="http://schemas.microsoft.com/office/drawing/2015/10/21/chartex" xmlns:cx3="http://schemas.microsoft.com/office/drawing/2016/5/9/chartex" xmlns:cx4="http://schemas.microsoft.com/office/drawing/2016/5/10/chartex" xmlns:cx5="http://schemas.microsoft.com/office/drawing/2016/5/11/chartex" xmlns:cx6="http://schemas.microsoft.com/office/drawing/2016/5/12/chartex" xmlns:cx7="http://schemas.microsoft.com/office/drawing/2016/5/13/chartex" xmlns:cx8="http://schemas.microsoft.com/office/drawing/2016/5/14/chartex" xmlns:mc="http://schemas.openxmlformats.org/markup-compatibility/2006" xmlns:aink="http://schemas.microsoft.com/office/drawing/2016/ink" xmlns:am3d="http://schemas.microsoft.com/office/drawing/2017/model3d" xmlns:o="urn:schemas-microsoft-com:office:office" xmlns:oel="http://schemas.microsoft.com/office/2019/extlst" xmlns:r="http://schemas.openxmlformats.org/officeDocument/2006/relationships" xmlns:m="http://schemas.openxmlformats.org/officeDocument/2006/math" xmlns:v="urn:schemas-microsoft-com:vml" xmlns:wp14="http://schemas.microsoft.com/office/word/2010/wordprocessingDrawing" xmlns:wp="http://schemas.openxmlformats.org/drawingml/2006/wordprocessingDrawing" xmlns:w10="urn:schemas-microsoft-com:office:word" xmlns:w="http://schemas.openxmlformats.org/wordprocessingml/2006/main" xmlns:w14="http://schemas.microsoft.com/office/word/2010/wordml" xmlns:w15="http://schemas.microsoft.com/office/word/2012/wordml" xmlns:w16cex="http://schemas.microsoft.com/office/word/2018/wordml/cex" xmlns:w16cid="http://schemas.microsoft.com/office/word/2016/wordml/cid" xmlns:w16="http://schemas.microsoft.com/office/word/2018/wordml" xmlns:w16du="http://schemas.microsoft.com/office/word/2023/wordml/word16du" xmlns:w16sdtdh="http://schemas.microsoft.com/office/word/2020/wordml/sdtdatahash" xmlns:w16se="http://schemas.microsoft.com/office/word/2015/wordml/symex" xmlns:wpg="http://schemas.microsoft.com/office/word/2010/wordprocessingGroup" xmlns:wpi="http://schemas.microsoft.com/office/word/2010/wordprocessingInk" xmlns:wne="http://schemas.microsoft.com/office/word/2006/wordml" xmlns:wps="http://schemas.microsoft.com/office/word/2010/wordprocessingShape" mc:Ignorable="w14 w15 w16se w16cid w16 w16cex w16sdtdh w16du wp14">
+  <w:p>
+    <w:pPr>
+      <w:pStyle w:val="Header"/>
+    </w:pPr>
   </w:p>
 </w:hdr>
 </file>
@@ -1591,6 +2123,345 @@
 <file path=word/numbering.xml><?xml version="1.0" encoding="utf-8"?>
 <w:numbering xmlns:wpc="http://schemas.microsoft.com/office/word/2010/wordprocessingCanvas" xmlns:cx="http://schemas.microsoft.com/office/drawing/2014/chartex" xmlns:cx1="http://schemas.microsoft.com/office/drawing/2015/9/8/chartex" xmlns:cx2="http://schemas.microsoft.com/office/drawing/2015/10/21/chartex" xmlns:cx3="http://schemas.microsoft.com/office/drawing/2016/5/9/chartex" xmlns:cx4="http://schemas.microsoft.com/office/drawing/2016/5/10/chartex" xmlns:cx5="http://schemas.microsoft.com/office/drawing/2016/5/11/chartex" xmlns:cx6="http://schemas.microsoft.com/office/drawing/2016/5/12/chartex" xmlns:cx7="http://schemas.microsoft.com/office/drawing/2016/5/13/chartex" xmlns:cx8="http://schemas.microsoft.com/office/drawing/2016/5/14/chartex" xmlns:mc="http://schemas.openxmlformats.org/markup-compatibility/2006" xmlns:aink="http://schemas.microsoft.com/office/drawing/2016/ink" xmlns:am3d="http://schemas.microsoft.com/office/drawing/2017/model3d" xmlns:o="urn:schemas-microsoft-com:office:office" xmlns:oel="http://schemas.microsoft.com/office/2019/extlst" xmlns:r="http://schemas.openxmlformats.org/officeDocument/2006/relationships" xmlns:m="http://schemas.openxmlformats.org/officeDocument/2006/math" xmlns:v="urn:schemas-microsoft-com:vml" xmlns:wp14="http://schemas.microsoft.com/office/word/2010/wordprocessingDrawing" xmlns:wp="http://schemas.openxmlformats.org/drawingml/2006/wordprocessingDrawing" xmlns:w10="urn:schemas-microsoft-com:office:word" xmlns:w="http://schemas.openxmlformats.org/wordprocessingml/2006/main" xmlns:w14="http://schemas.microsoft.com/office/word/2010/wordml" xmlns:w15="http://schemas.microsoft.com/office/word/2012/wordml" xmlns:w16cex="http://schemas.microsoft.com/office/word/2018/wordml/cex" xmlns:w16cid="http://schemas.microsoft.com/office/word/2016/wordml/cid" xmlns:w16="http://schemas.microsoft.com/office/word/2018/wordml" xmlns:w16du="http://schemas.microsoft.com/office/word/2023/wordml/word16du" xmlns:w16sdtdh="http://schemas.microsoft.com/office/word/2020/wordml/sdtdatahash" xmlns:w16se="http://schemas.microsoft.com/office/word/2015/wordml/symex" xmlns:wpg="http://schemas.microsoft.com/office/word/2010/wordprocessingGroup" xmlns:wpi="http://schemas.microsoft.com/office/word/2010/wordprocessingInk" xmlns:wne="http://schemas.microsoft.com/office/word/2006/wordml" xmlns:wps="http://schemas.microsoft.com/office/word/2010/wordprocessingShape" mc:Ignorable="w14 w15 w16se w16cid w16 w16cex w16sdtdh w16du wp14">
   <w:abstractNum w:abstractNumId="0" w15:restartNumberingAfterBreak="0">
+    <w:nsid w:val="007D6CB1"/>
+    <w:multiLevelType w:val="hybridMultilevel"/>
+    <w:tmpl w:val="482C4A74"/>
+    <w:lvl w:ilvl="0" w:tplc="04090001">
+      <w:start w:val="1"/>
+      <w:numFmt w:val="bullet"/>
+      <w:lvlText w:val=""/>
+      <w:lvlJc w:val="left"/>
+      <w:pPr>
+        <w:ind w:left="720" w:hanging="360"/>
+      </w:pPr>
+      <w:rPr>
+        <w:rFonts w:ascii="Symbol" w:hAnsi="Symbol" w:hint="default"/>
+      </w:rPr>
+    </w:lvl>
+    <w:lvl w:ilvl="1" w:tplc="04090003" w:tentative="1">
+      <w:start w:val="1"/>
+      <w:numFmt w:val="bullet"/>
+      <w:lvlText w:val="o"/>
+      <w:lvlJc w:val="left"/>
+      <w:pPr>
+        <w:ind w:left="1440" w:hanging="360"/>
+      </w:pPr>
+      <w:rPr>
+        <w:rFonts w:ascii="Courier New" w:hAnsi="Courier New" w:cs="Courier New" w:hint="default"/>
+      </w:rPr>
+    </w:lvl>
+    <w:lvl w:ilvl="2" w:tplc="04090005" w:tentative="1">
+      <w:start w:val="1"/>
+      <w:numFmt w:val="bullet"/>
+      <w:lvlText w:val=""/>
+      <w:lvlJc w:val="left"/>
+      <w:pPr>
+        <w:ind w:left="2160" w:hanging="360"/>
+      </w:pPr>
+      <w:rPr>
+        <w:rFonts w:ascii="Wingdings" w:hAnsi="Wingdings" w:hint="default"/>
+      </w:rPr>
+    </w:lvl>
+    <w:lvl w:ilvl="3" w:tplc="04090001" w:tentative="1">
+      <w:start w:val="1"/>
+      <w:numFmt w:val="bullet"/>
+      <w:lvlText w:val=""/>
+      <w:lvlJc w:val="left"/>
+      <w:pPr>
+        <w:ind w:left="2880" w:hanging="360"/>
+      </w:pPr>
+      <w:rPr>
+        <w:rFonts w:ascii="Symbol" w:hAnsi="Symbol" w:hint="default"/>
+      </w:rPr>
+    </w:lvl>
+    <w:lvl w:ilvl="4" w:tplc="04090003" w:tentative="1">
+      <w:start w:val="1"/>
+      <w:numFmt w:val="bullet"/>
+      <w:lvlText w:val="o"/>
+      <w:lvlJc w:val="left"/>
+      <w:pPr>
+        <w:ind w:left="3600" w:hanging="360"/>
+      </w:pPr>
+      <w:rPr>
+        <w:rFonts w:ascii="Courier New" w:hAnsi="Courier New" w:cs="Courier New" w:hint="default"/>
+      </w:rPr>
+    </w:lvl>
+    <w:lvl w:ilvl="5" w:tplc="04090005" w:tentative="1">
+      <w:start w:val="1"/>
+      <w:numFmt w:val="bullet"/>
+      <w:lvlText w:val=""/>
+      <w:lvlJc w:val="left"/>
+      <w:pPr>
+        <w:ind w:left="4320" w:hanging="360"/>
+      </w:pPr>
+      <w:rPr>
+        <w:rFonts w:ascii="Wingdings" w:hAnsi="Wingdings" w:hint="default"/>
+      </w:rPr>
+    </w:lvl>
+    <w:lvl w:ilvl="6" w:tplc="04090001" w:tentative="1">
+      <w:start w:val="1"/>
+      <w:numFmt w:val="bullet"/>
+      <w:lvlText w:val=""/>
+      <w:lvlJc w:val="left"/>
+      <w:pPr>
+        <w:ind w:left="5040" w:hanging="360"/>
+      </w:pPr>
+      <w:rPr>
+        <w:rFonts w:ascii="Symbol" w:hAnsi="Symbol" w:hint="default"/>
+      </w:rPr>
+    </w:lvl>
+    <w:lvl w:ilvl="7" w:tplc="04090003" w:tentative="1">
+      <w:start w:val="1"/>
+      <w:numFmt w:val="bullet"/>
+      <w:lvlText w:val="o"/>
+      <w:lvlJc w:val="left"/>
+      <w:pPr>
+        <w:ind w:left="5760" w:hanging="360"/>
+      </w:pPr>
+      <w:rPr>
+        <w:rFonts w:ascii="Courier New" w:hAnsi="Courier New" w:cs="Courier New" w:hint="default"/>
+      </w:rPr>
+    </w:lvl>
+    <w:lvl w:ilvl="8" w:tplc="04090005" w:tentative="1">
+      <w:start w:val="1"/>
+      <w:numFmt w:val="bullet"/>
+      <w:lvlText w:val=""/>
+      <w:lvlJc w:val="left"/>
+      <w:pPr>
+        <w:ind w:left="6480" w:hanging="360"/>
+      </w:pPr>
+      <w:rPr>
+        <w:rFonts w:ascii="Wingdings" w:hAnsi="Wingdings" w:hint="default"/>
+      </w:rPr>
+    </w:lvl>
+  </w:abstractNum>
+  <w:abstractNum w:abstractNumId="1" w15:restartNumberingAfterBreak="0">
+    <w:nsid w:val="118662E2"/>
+    <w:multiLevelType w:val="hybridMultilevel"/>
+    <w:tmpl w:val="78280C3A"/>
+    <w:lvl w:ilvl="0" w:tplc="04090001">
+      <w:start w:val="1"/>
+      <w:numFmt w:val="bullet"/>
+      <w:lvlText w:val=""/>
+      <w:lvlJc w:val="left"/>
+      <w:pPr>
+        <w:ind w:left="540" w:hanging="360"/>
+      </w:pPr>
+      <w:rPr>
+        <w:rFonts w:ascii="Symbol" w:hAnsi="Symbol" w:hint="default"/>
+      </w:rPr>
+    </w:lvl>
+    <w:lvl w:ilvl="1" w:tplc="04090003" w:tentative="1">
+      <w:start w:val="1"/>
+      <w:numFmt w:val="bullet"/>
+      <w:lvlText w:val="o"/>
+      <w:lvlJc w:val="left"/>
+      <w:pPr>
+        <w:ind w:left="1260" w:hanging="360"/>
+      </w:pPr>
+      <w:rPr>
+        <w:rFonts w:ascii="Courier New" w:hAnsi="Courier New" w:cs="Courier New" w:hint="default"/>
+      </w:rPr>
+    </w:lvl>
+    <w:lvl w:ilvl="2" w:tplc="04090005" w:tentative="1">
+      <w:start w:val="1"/>
+      <w:numFmt w:val="bullet"/>
+      <w:lvlText w:val=""/>
+      <w:lvlJc w:val="left"/>
+      <w:pPr>
+        <w:ind w:left="1980" w:hanging="360"/>
+      </w:pPr>
+      <w:rPr>
+        <w:rFonts w:ascii="Wingdings" w:hAnsi="Wingdings" w:hint="default"/>
+      </w:rPr>
+    </w:lvl>
+    <w:lvl w:ilvl="3" w:tplc="04090001" w:tentative="1">
+      <w:start w:val="1"/>
+      <w:numFmt w:val="bullet"/>
+      <w:lvlText w:val=""/>
+      <w:lvlJc w:val="left"/>
+      <w:pPr>
+        <w:ind w:left="2700" w:hanging="360"/>
+      </w:pPr>
+      <w:rPr>
+        <w:rFonts w:ascii="Symbol" w:hAnsi="Symbol" w:hint="default"/>
+      </w:rPr>
+    </w:lvl>
+    <w:lvl w:ilvl="4" w:tplc="04090003" w:tentative="1">
+      <w:start w:val="1"/>
+      <w:numFmt w:val="bullet"/>
+      <w:lvlText w:val="o"/>
+      <w:lvlJc w:val="left"/>
+      <w:pPr>
+        <w:ind w:left="3420" w:hanging="360"/>
+      </w:pPr>
+      <w:rPr>
+        <w:rFonts w:ascii="Courier New" w:hAnsi="Courier New" w:cs="Courier New" w:hint="default"/>
+      </w:rPr>
+    </w:lvl>
+    <w:lvl w:ilvl="5" w:tplc="04090005" w:tentative="1">
+      <w:start w:val="1"/>
+      <w:numFmt w:val="bullet"/>
+      <w:lvlText w:val=""/>
+      <w:lvlJc w:val="left"/>
+      <w:pPr>
+        <w:ind w:left="4140" w:hanging="360"/>
+      </w:pPr>
+      <w:rPr>
+        <w:rFonts w:ascii="Wingdings" w:hAnsi="Wingdings" w:hint="default"/>
+      </w:rPr>
+    </w:lvl>
+    <w:lvl w:ilvl="6" w:tplc="04090001" w:tentative="1">
+      <w:start w:val="1"/>
+      <w:numFmt w:val="bullet"/>
+      <w:lvlText w:val=""/>
+      <w:lvlJc w:val="left"/>
+      <w:pPr>
+        <w:ind w:left="4860" w:hanging="360"/>
+      </w:pPr>
+      <w:rPr>
+        <w:rFonts w:ascii="Symbol" w:hAnsi="Symbol" w:hint="default"/>
+      </w:rPr>
+    </w:lvl>
+    <w:lvl w:ilvl="7" w:tplc="04090003" w:tentative="1">
+      <w:start w:val="1"/>
+      <w:numFmt w:val="bullet"/>
+      <w:lvlText w:val="o"/>
+      <w:lvlJc w:val="left"/>
+      <w:pPr>
+        <w:ind w:left="5580" w:hanging="360"/>
+      </w:pPr>
+      <w:rPr>
+        <w:rFonts w:ascii="Courier New" w:hAnsi="Courier New" w:cs="Courier New" w:hint="default"/>
+      </w:rPr>
+    </w:lvl>
+    <w:lvl w:ilvl="8" w:tplc="04090005" w:tentative="1">
+      <w:start w:val="1"/>
+      <w:numFmt w:val="bullet"/>
+      <w:lvlText w:val=""/>
+      <w:lvlJc w:val="left"/>
+      <w:pPr>
+        <w:ind w:left="6300" w:hanging="360"/>
+      </w:pPr>
+      <w:rPr>
+        <w:rFonts w:ascii="Wingdings" w:hAnsi="Wingdings" w:hint="default"/>
+      </w:rPr>
+    </w:lvl>
+  </w:abstractNum>
+  <w:abstractNum w:abstractNumId="2" w15:restartNumberingAfterBreak="0">
+    <w:nsid w:val="1B0C6228"/>
+    <w:multiLevelType w:val="hybridMultilevel"/>
+    <w:tmpl w:val="A5C04F4E"/>
+    <w:lvl w:ilvl="0" w:tplc="04090001">
+      <w:start w:val="1"/>
+      <w:numFmt w:val="bullet"/>
+      <w:lvlText w:val=""/>
+      <w:lvlJc w:val="left"/>
+      <w:pPr>
+        <w:ind w:left="720" w:hanging="360"/>
+      </w:pPr>
+      <w:rPr>
+        <w:rFonts w:ascii="Symbol" w:hAnsi="Symbol" w:hint="default"/>
+      </w:rPr>
+    </w:lvl>
+    <w:lvl w:ilvl="1" w:tplc="04090003" w:tentative="1">
+      <w:start w:val="1"/>
+      <w:numFmt w:val="bullet"/>
+      <w:lvlText w:val="o"/>
+      <w:lvlJc w:val="left"/>
+      <w:pPr>
+        <w:ind w:left="1440" w:hanging="360"/>
+      </w:pPr>
+      <w:rPr>
+        <w:rFonts w:ascii="Courier New" w:hAnsi="Courier New" w:cs="Courier New" w:hint="default"/>
+      </w:rPr>
+    </w:lvl>
+    <w:lvl w:ilvl="2" w:tplc="04090005" w:tentative="1">
+      <w:start w:val="1"/>
+      <w:numFmt w:val="bullet"/>
+      <w:lvlText w:val=""/>
+      <w:lvlJc w:val="left"/>
+      <w:pPr>
+        <w:ind w:left="2160" w:hanging="360"/>
+      </w:pPr>
+      <w:rPr>
+        <w:rFonts w:ascii="Wingdings" w:hAnsi="Wingdings" w:hint="default"/>
+      </w:rPr>
+    </w:lvl>
+    <w:lvl w:ilvl="3" w:tplc="04090001" w:tentative="1">
+      <w:start w:val="1"/>
+      <w:numFmt w:val="bullet"/>
+      <w:lvlText w:val=""/>
+      <w:lvlJc w:val="left"/>
+      <w:pPr>
+        <w:ind w:left="2880" w:hanging="360"/>
+      </w:pPr>
+      <w:rPr>
+        <w:rFonts w:ascii="Symbol" w:hAnsi="Symbol" w:hint="default"/>
+      </w:rPr>
+    </w:lvl>
+    <w:lvl w:ilvl="4" w:tplc="04090003" w:tentative="1">
+      <w:start w:val="1"/>
+      <w:numFmt w:val="bullet"/>
+      <w:lvlText w:val="o"/>
+      <w:lvlJc w:val="left"/>
+      <w:pPr>
+        <w:ind w:left="3600" w:hanging="360"/>
+      </w:pPr>
+      <w:rPr>
+        <w:rFonts w:ascii="Courier New" w:hAnsi="Courier New" w:cs="Courier New" w:hint="default"/>
+      </w:rPr>
+    </w:lvl>
+    <w:lvl w:ilvl="5" w:tplc="04090005" w:tentative="1">
+      <w:start w:val="1"/>
+      <w:numFmt w:val="bullet"/>
+      <w:lvlText w:val=""/>
+      <w:lvlJc w:val="left"/>
+      <w:pPr>
+        <w:ind w:left="4320" w:hanging="360"/>
+      </w:pPr>
+      <w:rPr>
+        <w:rFonts w:ascii="Wingdings" w:hAnsi="Wingdings" w:hint="default"/>
+      </w:rPr>
+    </w:lvl>
+    <w:lvl w:ilvl="6" w:tplc="04090001" w:tentative="1">
+      <w:start w:val="1"/>
+      <w:numFmt w:val="bullet"/>
+      <w:lvlText w:val=""/>
+      <w:lvlJc w:val="left"/>
+      <w:pPr>
+        <w:ind w:left="5040" w:hanging="360"/>
+      </w:pPr>
+      <w:rPr>
+        <w:rFonts w:ascii="Symbol" w:hAnsi="Symbol" w:hint="default"/>
+      </w:rPr>
+    </w:lvl>
+    <w:lvl w:ilvl="7" w:tplc="04090003" w:tentative="1">
+      <w:start w:val="1"/>
+      <w:numFmt w:val="bullet"/>
+      <w:lvlText w:val="o"/>
+      <w:lvlJc w:val="left"/>
+      <w:pPr>
+        <w:ind w:left="5760" w:hanging="360"/>
+      </w:pPr>
+      <w:rPr>
+        <w:rFonts w:ascii="Courier New" w:hAnsi="Courier New" w:cs="Courier New" w:hint="default"/>
+      </w:rPr>
+    </w:lvl>
+    <w:lvl w:ilvl="8" w:tplc="04090005" w:tentative="1">
+      <w:start w:val="1"/>
+      <w:numFmt w:val="bullet"/>
+      <w:lvlText w:val=""/>
+      <w:lvlJc w:val="left"/>
+      <w:pPr>
+        <w:ind w:left="6480" w:hanging="360"/>
+      </w:pPr>
+      <w:rPr>
+        <w:rFonts w:ascii="Wingdings" w:hAnsi="Wingdings" w:hint="default"/>
+      </w:rPr>
+    </w:lvl>
+  </w:abstractNum>
+  <w:abstractNum w:abstractNumId="3" w15:restartNumberingAfterBreak="0">
     <w:nsid w:val="2D473607"/>
     <w:multiLevelType w:val="hybridMultilevel"/>
     <w:tmpl w:val="F5D214E8"/>
@@ -1703,7 +2574,564 @@
       </w:rPr>
     </w:lvl>
   </w:abstractNum>
-  <w:abstractNum w:abstractNumId="1" w15:restartNumberingAfterBreak="0">
+  <w:abstractNum w:abstractNumId="4" w15:restartNumberingAfterBreak="0">
+    <w:nsid w:val="40803449"/>
+    <w:multiLevelType w:val="multilevel"/>
+    <w:tmpl w:val="72B60C82"/>
+    <w:lvl w:ilvl="0">
+      <w:start w:val="1"/>
+      <w:numFmt w:val="bullet"/>
+      <w:lvlText w:val=""/>
+      <w:lvlJc w:val="left"/>
+      <w:pPr>
+        <w:tabs>
+          <w:tab w:val="num" w:pos="720"/>
+        </w:tabs>
+        <w:ind w:left="720" w:hanging="360"/>
+      </w:pPr>
+      <w:rPr>
+        <w:rFonts w:ascii="Symbol" w:hAnsi="Symbol" w:hint="default"/>
+      </w:rPr>
+    </w:lvl>
+    <w:lvl w:ilvl="1" w:tentative="1">
+      <w:start w:val="1"/>
+      <w:numFmt w:val="decimal"/>
+      <w:lvlText w:val="%2."/>
+      <w:lvlJc w:val="left"/>
+      <w:pPr>
+        <w:tabs>
+          <w:tab w:val="num" w:pos="1440"/>
+        </w:tabs>
+        <w:ind w:left="1440" w:hanging="360"/>
+      </w:pPr>
+    </w:lvl>
+    <w:lvl w:ilvl="2" w:tentative="1">
+      <w:start w:val="1"/>
+      <w:numFmt w:val="decimal"/>
+      <w:lvlText w:val="%3."/>
+      <w:lvlJc w:val="left"/>
+      <w:pPr>
+        <w:tabs>
+          <w:tab w:val="num" w:pos="2160"/>
+        </w:tabs>
+        <w:ind w:left="2160" w:hanging="360"/>
+      </w:pPr>
+    </w:lvl>
+    <w:lvl w:ilvl="3" w:tentative="1">
+      <w:start w:val="1"/>
+      <w:numFmt w:val="decimal"/>
+      <w:lvlText w:val="%4."/>
+      <w:lvlJc w:val="left"/>
+      <w:pPr>
+        <w:tabs>
+          <w:tab w:val="num" w:pos="2880"/>
+        </w:tabs>
+        <w:ind w:left="2880" w:hanging="360"/>
+      </w:pPr>
+    </w:lvl>
+    <w:lvl w:ilvl="4" w:tentative="1">
+      <w:start w:val="1"/>
+      <w:numFmt w:val="decimal"/>
+      <w:lvlText w:val="%5."/>
+      <w:lvlJc w:val="left"/>
+      <w:pPr>
+        <w:tabs>
+          <w:tab w:val="num" w:pos="3600"/>
+        </w:tabs>
+        <w:ind w:left="3600" w:hanging="360"/>
+      </w:pPr>
+    </w:lvl>
+    <w:lvl w:ilvl="5" w:tentative="1">
+      <w:start w:val="1"/>
+      <w:numFmt w:val="decimal"/>
+      <w:lvlText w:val="%6."/>
+      <w:lvlJc w:val="left"/>
+      <w:pPr>
+        <w:tabs>
+          <w:tab w:val="num" w:pos="4320"/>
+        </w:tabs>
+        <w:ind w:left="4320" w:hanging="360"/>
+      </w:pPr>
+    </w:lvl>
+    <w:lvl w:ilvl="6" w:tentative="1">
+      <w:start w:val="1"/>
+      <w:numFmt w:val="decimal"/>
+      <w:lvlText w:val="%7."/>
+      <w:lvlJc w:val="left"/>
+      <w:pPr>
+        <w:tabs>
+          <w:tab w:val="num" w:pos="5040"/>
+        </w:tabs>
+        <w:ind w:left="5040" w:hanging="360"/>
+      </w:pPr>
+    </w:lvl>
+    <w:lvl w:ilvl="7" w:tentative="1">
+      <w:start w:val="1"/>
+      <w:numFmt w:val="decimal"/>
+      <w:lvlText w:val="%8."/>
+      <w:lvlJc w:val="left"/>
+      <w:pPr>
+        <w:tabs>
+          <w:tab w:val="num" w:pos="5760"/>
+        </w:tabs>
+        <w:ind w:left="5760" w:hanging="360"/>
+      </w:pPr>
+    </w:lvl>
+    <w:lvl w:ilvl="8" w:tentative="1">
+      <w:start w:val="1"/>
+      <w:numFmt w:val="decimal"/>
+      <w:lvlText w:val="%9."/>
+      <w:lvlJc w:val="left"/>
+      <w:pPr>
+        <w:tabs>
+          <w:tab w:val="num" w:pos="6480"/>
+        </w:tabs>
+        <w:ind w:left="6480" w:hanging="360"/>
+      </w:pPr>
+    </w:lvl>
+  </w:abstractNum>
+  <w:abstractNum w:abstractNumId="5" w15:restartNumberingAfterBreak="0">
+    <w:nsid w:val="462B2E9A"/>
+    <w:multiLevelType w:val="hybridMultilevel"/>
+    <w:tmpl w:val="31B0819A"/>
+    <w:lvl w:ilvl="0" w:tplc="6D32A8A4">
+      <w:start w:val="1"/>
+      <w:numFmt w:val="bullet"/>
+      <w:lvlText w:val="•"/>
+      <w:lvlJc w:val="left"/>
+      <w:pPr>
+        <w:ind w:left="265"/>
+      </w:pPr>
+      <w:rPr>
+        <w:rFonts w:ascii="Calibri" w:eastAsia="Calibri" w:hAnsi="Calibri" w:cs="Calibri"/>
+        <w:b w:val="0"/>
+        <w:i w:val="0"/>
+        <w:strike w:val="0"/>
+        <w:dstrike w:val="0"/>
+        <w:color w:val="000000"/>
+        <w:sz w:val="19"/>
+        <w:szCs w:val="19"/>
+        <w:u w:val="none" w:color="000000"/>
+        <w:bdr w:val="none" w:sz="0" w:space="0" w:color="auto"/>
+        <w:shd w:val="clear" w:color="auto" w:fill="auto"/>
+        <w:vertAlign w:val="baseline"/>
+      </w:rPr>
+    </w:lvl>
+    <w:lvl w:ilvl="1" w:tplc="08F26BDC">
+      <w:start w:val="1"/>
+      <w:numFmt w:val="bullet"/>
+      <w:lvlText w:val="o"/>
+      <w:lvlJc w:val="left"/>
+      <w:pPr>
+        <w:ind w:left="1170"/>
+      </w:pPr>
+      <w:rPr>
+        <w:rFonts w:ascii="Calibri" w:eastAsia="Calibri" w:hAnsi="Calibri" w:cs="Calibri"/>
+        <w:b w:val="0"/>
+        <w:i w:val="0"/>
+        <w:strike w:val="0"/>
+        <w:dstrike w:val="0"/>
+        <w:color w:val="000000"/>
+        <w:sz w:val="19"/>
+        <w:szCs w:val="19"/>
+        <w:u w:val="none" w:color="000000"/>
+        <w:bdr w:val="none" w:sz="0" w:space="0" w:color="auto"/>
+        <w:shd w:val="clear" w:color="auto" w:fill="auto"/>
+        <w:vertAlign w:val="baseline"/>
+      </w:rPr>
+    </w:lvl>
+    <w:lvl w:ilvl="2" w:tplc="72B4FEDA">
+      <w:start w:val="1"/>
+      <w:numFmt w:val="bullet"/>
+      <w:lvlText w:val="▪"/>
+      <w:lvlJc w:val="left"/>
+      <w:pPr>
+        <w:ind w:left="1890"/>
+      </w:pPr>
+      <w:rPr>
+        <w:rFonts w:ascii="Calibri" w:eastAsia="Calibri" w:hAnsi="Calibri" w:cs="Calibri"/>
+        <w:b w:val="0"/>
+        <w:i w:val="0"/>
+        <w:strike w:val="0"/>
+        <w:dstrike w:val="0"/>
+        <w:color w:val="000000"/>
+        <w:sz w:val="19"/>
+        <w:szCs w:val="19"/>
+        <w:u w:val="none" w:color="000000"/>
+        <w:bdr w:val="none" w:sz="0" w:space="0" w:color="auto"/>
+        <w:shd w:val="clear" w:color="auto" w:fill="auto"/>
+        <w:vertAlign w:val="baseline"/>
+      </w:rPr>
+    </w:lvl>
+    <w:lvl w:ilvl="3" w:tplc="B76AD190">
+      <w:start w:val="1"/>
+      <w:numFmt w:val="bullet"/>
+      <w:lvlText w:val="•"/>
+      <w:lvlJc w:val="left"/>
+      <w:pPr>
+        <w:ind w:left="2610"/>
+      </w:pPr>
+      <w:rPr>
+        <w:rFonts w:ascii="Calibri" w:eastAsia="Calibri" w:hAnsi="Calibri" w:cs="Calibri"/>
+        <w:b w:val="0"/>
+        <w:i w:val="0"/>
+        <w:strike w:val="0"/>
+        <w:dstrike w:val="0"/>
+        <w:color w:val="000000"/>
+        <w:sz w:val="19"/>
+        <w:szCs w:val="19"/>
+        <w:u w:val="none" w:color="000000"/>
+        <w:bdr w:val="none" w:sz="0" w:space="0" w:color="auto"/>
+        <w:shd w:val="clear" w:color="auto" w:fill="auto"/>
+        <w:vertAlign w:val="baseline"/>
+      </w:rPr>
+    </w:lvl>
+    <w:lvl w:ilvl="4" w:tplc="FD2662C2">
+      <w:start w:val="1"/>
+      <w:numFmt w:val="bullet"/>
+      <w:lvlText w:val="o"/>
+      <w:lvlJc w:val="left"/>
+      <w:pPr>
+        <w:ind w:left="3330"/>
+      </w:pPr>
+      <w:rPr>
+        <w:rFonts w:ascii="Calibri" w:eastAsia="Calibri" w:hAnsi="Calibri" w:cs="Calibri"/>
+        <w:b w:val="0"/>
+        <w:i w:val="0"/>
+        <w:strike w:val="0"/>
+        <w:dstrike w:val="0"/>
+        <w:color w:val="000000"/>
+        <w:sz w:val="19"/>
+        <w:szCs w:val="19"/>
+        <w:u w:val="none" w:color="000000"/>
+        <w:bdr w:val="none" w:sz="0" w:space="0" w:color="auto"/>
+        <w:shd w:val="clear" w:color="auto" w:fill="auto"/>
+        <w:vertAlign w:val="baseline"/>
+      </w:rPr>
+    </w:lvl>
+    <w:lvl w:ilvl="5" w:tplc="1A0468A2">
+      <w:start w:val="1"/>
+      <w:numFmt w:val="bullet"/>
+      <w:lvlText w:val="▪"/>
+      <w:lvlJc w:val="left"/>
+      <w:pPr>
+        <w:ind w:left="4050"/>
+      </w:pPr>
+      <w:rPr>
+        <w:rFonts w:ascii="Calibri" w:eastAsia="Calibri" w:hAnsi="Calibri" w:cs="Calibri"/>
+        <w:b w:val="0"/>
+        <w:i w:val="0"/>
+        <w:strike w:val="0"/>
+        <w:dstrike w:val="0"/>
+        <w:color w:val="000000"/>
+        <w:sz w:val="19"/>
+        <w:szCs w:val="19"/>
+        <w:u w:val="none" w:color="000000"/>
+        <w:bdr w:val="none" w:sz="0" w:space="0" w:color="auto"/>
+        <w:shd w:val="clear" w:color="auto" w:fill="auto"/>
+        <w:vertAlign w:val="baseline"/>
+      </w:rPr>
+    </w:lvl>
+    <w:lvl w:ilvl="6" w:tplc="AA4A4ACC">
+      <w:start w:val="1"/>
+      <w:numFmt w:val="bullet"/>
+      <w:lvlText w:val="•"/>
+      <w:lvlJc w:val="left"/>
+      <w:pPr>
+        <w:ind w:left="4770"/>
+      </w:pPr>
+      <w:rPr>
+        <w:rFonts w:ascii="Calibri" w:eastAsia="Calibri" w:hAnsi="Calibri" w:cs="Calibri"/>
+        <w:b w:val="0"/>
+        <w:i w:val="0"/>
+        <w:strike w:val="0"/>
+        <w:dstrike w:val="0"/>
+        <w:color w:val="000000"/>
+        <w:sz w:val="19"/>
+        <w:szCs w:val="19"/>
+        <w:u w:val="none" w:color="000000"/>
+        <w:bdr w:val="none" w:sz="0" w:space="0" w:color="auto"/>
+        <w:shd w:val="clear" w:color="auto" w:fill="auto"/>
+        <w:vertAlign w:val="baseline"/>
+      </w:rPr>
+    </w:lvl>
+    <w:lvl w:ilvl="7" w:tplc="C784B144">
+      <w:start w:val="1"/>
+      <w:numFmt w:val="bullet"/>
+      <w:lvlText w:val="o"/>
+      <w:lvlJc w:val="left"/>
+      <w:pPr>
+        <w:ind w:left="5490"/>
+      </w:pPr>
+      <w:rPr>
+        <w:rFonts w:ascii="Calibri" w:eastAsia="Calibri" w:hAnsi="Calibri" w:cs="Calibri"/>
+        <w:b w:val="0"/>
+        <w:i w:val="0"/>
+        <w:strike w:val="0"/>
+        <w:dstrike w:val="0"/>
+        <w:color w:val="000000"/>
+        <w:sz w:val="19"/>
+        <w:szCs w:val="19"/>
+        <w:u w:val="none" w:color="000000"/>
+        <w:bdr w:val="none" w:sz="0" w:space="0" w:color="auto"/>
+        <w:shd w:val="clear" w:color="auto" w:fill="auto"/>
+        <w:vertAlign w:val="baseline"/>
+      </w:rPr>
+    </w:lvl>
+    <w:lvl w:ilvl="8" w:tplc="F1F27D08">
+      <w:start w:val="1"/>
+      <w:numFmt w:val="bullet"/>
+      <w:lvlText w:val="▪"/>
+      <w:lvlJc w:val="left"/>
+      <w:pPr>
+        <w:ind w:left="6210"/>
+      </w:pPr>
+      <w:rPr>
+        <w:rFonts w:ascii="Calibri" w:eastAsia="Calibri" w:hAnsi="Calibri" w:cs="Calibri"/>
+        <w:b w:val="0"/>
+        <w:i w:val="0"/>
+        <w:strike w:val="0"/>
+        <w:dstrike w:val="0"/>
+        <w:color w:val="000000"/>
+        <w:sz w:val="19"/>
+        <w:szCs w:val="19"/>
+        <w:u w:val="none" w:color="000000"/>
+        <w:bdr w:val="none" w:sz="0" w:space="0" w:color="auto"/>
+        <w:shd w:val="clear" w:color="auto" w:fill="auto"/>
+        <w:vertAlign w:val="baseline"/>
+      </w:rPr>
+    </w:lvl>
+  </w:abstractNum>
+  <w:abstractNum w:abstractNumId="6" w15:restartNumberingAfterBreak="0">
+    <w:nsid w:val="49BC7234"/>
+    <w:multiLevelType w:val="multilevel"/>
+    <w:tmpl w:val="72B60C82"/>
+    <w:lvl w:ilvl="0">
+      <w:start w:val="1"/>
+      <w:numFmt w:val="bullet"/>
+      <w:lvlText w:val=""/>
+      <w:lvlJc w:val="left"/>
+      <w:pPr>
+        <w:tabs>
+          <w:tab w:val="num" w:pos="720"/>
+        </w:tabs>
+        <w:ind w:left="720" w:hanging="360"/>
+      </w:pPr>
+      <w:rPr>
+        <w:rFonts w:ascii="Symbol" w:hAnsi="Symbol" w:hint="default"/>
+      </w:rPr>
+    </w:lvl>
+    <w:lvl w:ilvl="1" w:tentative="1">
+      <w:start w:val="1"/>
+      <w:numFmt w:val="decimal"/>
+      <w:lvlText w:val="%2."/>
+      <w:lvlJc w:val="left"/>
+      <w:pPr>
+        <w:tabs>
+          <w:tab w:val="num" w:pos="1440"/>
+        </w:tabs>
+        <w:ind w:left="1440" w:hanging="360"/>
+      </w:pPr>
+    </w:lvl>
+    <w:lvl w:ilvl="2" w:tentative="1">
+      <w:start w:val="1"/>
+      <w:numFmt w:val="decimal"/>
+      <w:lvlText w:val="%3."/>
+      <w:lvlJc w:val="left"/>
+      <w:pPr>
+        <w:tabs>
+          <w:tab w:val="num" w:pos="2160"/>
+        </w:tabs>
+        <w:ind w:left="2160" w:hanging="360"/>
+      </w:pPr>
+    </w:lvl>
+    <w:lvl w:ilvl="3" w:tentative="1">
+      <w:start w:val="1"/>
+      <w:numFmt w:val="decimal"/>
+      <w:lvlText w:val="%4."/>
+      <w:lvlJc w:val="left"/>
+      <w:pPr>
+        <w:tabs>
+          <w:tab w:val="num" w:pos="2880"/>
+        </w:tabs>
+        <w:ind w:left="2880" w:hanging="360"/>
+      </w:pPr>
+    </w:lvl>
+    <w:lvl w:ilvl="4" w:tentative="1">
+      <w:start w:val="1"/>
+      <w:numFmt w:val="decimal"/>
+      <w:lvlText w:val="%5."/>
+      <w:lvlJc w:val="left"/>
+      <w:pPr>
+        <w:tabs>
+          <w:tab w:val="num" w:pos="3600"/>
+        </w:tabs>
+        <w:ind w:left="3600" w:hanging="360"/>
+      </w:pPr>
+    </w:lvl>
+    <w:lvl w:ilvl="5" w:tentative="1">
+      <w:start w:val="1"/>
+      <w:numFmt w:val="decimal"/>
+      <w:lvlText w:val="%6."/>
+      <w:lvlJc w:val="left"/>
+      <w:pPr>
+        <w:tabs>
+          <w:tab w:val="num" w:pos="4320"/>
+        </w:tabs>
+        <w:ind w:left="4320" w:hanging="360"/>
+      </w:pPr>
+    </w:lvl>
+    <w:lvl w:ilvl="6" w:tentative="1">
+      <w:start w:val="1"/>
+      <w:numFmt w:val="decimal"/>
+      <w:lvlText w:val="%7."/>
+      <w:lvlJc w:val="left"/>
+      <w:pPr>
+        <w:tabs>
+          <w:tab w:val="num" w:pos="5040"/>
+        </w:tabs>
+        <w:ind w:left="5040" w:hanging="360"/>
+      </w:pPr>
+    </w:lvl>
+    <w:lvl w:ilvl="7" w:tentative="1">
+      <w:start w:val="1"/>
+      <w:numFmt w:val="decimal"/>
+      <w:lvlText w:val="%8."/>
+      <w:lvlJc w:val="left"/>
+      <w:pPr>
+        <w:tabs>
+          <w:tab w:val="num" w:pos="5760"/>
+        </w:tabs>
+        <w:ind w:left="5760" w:hanging="360"/>
+      </w:pPr>
+    </w:lvl>
+    <w:lvl w:ilvl="8" w:tentative="1">
+      <w:start w:val="1"/>
+      <w:numFmt w:val="decimal"/>
+      <w:lvlText w:val="%9."/>
+      <w:lvlJc w:val="left"/>
+      <w:pPr>
+        <w:tabs>
+          <w:tab w:val="num" w:pos="6480"/>
+        </w:tabs>
+        <w:ind w:left="6480" w:hanging="360"/>
+      </w:pPr>
+    </w:lvl>
+  </w:abstractNum>
+  <w:abstractNum w:abstractNumId="7" w15:restartNumberingAfterBreak="0">
+    <w:nsid w:val="54F04CCC"/>
+    <w:multiLevelType w:val="hybridMultilevel"/>
+    <w:tmpl w:val="CE1494D4"/>
+    <w:lvl w:ilvl="0" w:tplc="04090001">
+      <w:start w:val="1"/>
+      <w:numFmt w:val="bullet"/>
+      <w:lvlText w:val=""/>
+      <w:lvlJc w:val="left"/>
+      <w:pPr>
+        <w:ind w:left="720" w:hanging="360"/>
+      </w:pPr>
+      <w:rPr>
+        <w:rFonts w:ascii="Symbol" w:hAnsi="Symbol" w:hint="default"/>
+      </w:rPr>
+    </w:lvl>
+    <w:lvl w:ilvl="1" w:tplc="04090003" w:tentative="1">
+      <w:start w:val="1"/>
+      <w:numFmt w:val="bullet"/>
+      <w:lvlText w:val="o"/>
+      <w:lvlJc w:val="left"/>
+      <w:pPr>
+        <w:ind w:left="1440" w:hanging="360"/>
+      </w:pPr>
+      <w:rPr>
+        <w:rFonts w:ascii="Courier New" w:hAnsi="Courier New" w:cs="Courier New" w:hint="default"/>
+      </w:rPr>
+    </w:lvl>
+    <w:lvl w:ilvl="2" w:tplc="04090005" w:tentative="1">
+      <w:start w:val="1"/>
+      <w:numFmt w:val="bullet"/>
+      <w:lvlText w:val=""/>
+      <w:lvlJc w:val="left"/>
+      <w:pPr>
+        <w:ind w:left="2160" w:hanging="360"/>
+      </w:pPr>
+      <w:rPr>
+        <w:rFonts w:ascii="Wingdings" w:hAnsi="Wingdings" w:hint="default"/>
+      </w:rPr>
+    </w:lvl>
+    <w:lvl w:ilvl="3" w:tplc="04090001" w:tentative="1">
+      <w:start w:val="1"/>
+      <w:numFmt w:val="bullet"/>
+      <w:lvlText w:val=""/>
+      <w:lvlJc w:val="left"/>
+      <w:pPr>
+        <w:ind w:left="2880" w:hanging="360"/>
+      </w:pPr>
+      <w:rPr>
+        <w:rFonts w:ascii="Symbol" w:hAnsi="Symbol" w:hint="default"/>
+      </w:rPr>
+    </w:lvl>
+    <w:lvl w:ilvl="4" w:tplc="04090003" w:tentative="1">
+      <w:start w:val="1"/>
+      <w:numFmt w:val="bullet"/>
+      <w:lvlText w:val="o"/>
+      <w:lvlJc w:val="left"/>
+      <w:pPr>
+        <w:ind w:left="3600" w:hanging="360"/>
+      </w:pPr>
+      <w:rPr>
+        <w:rFonts w:ascii="Courier New" w:hAnsi="Courier New" w:cs="Courier New" w:hint="default"/>
+      </w:rPr>
+    </w:lvl>
+    <w:lvl w:ilvl="5" w:tplc="04090005" w:tentative="1">
+      <w:start w:val="1"/>
+      <w:numFmt w:val="bullet"/>
+      <w:lvlText w:val=""/>
+      <w:lvlJc w:val="left"/>
+      <w:pPr>
+        <w:ind w:left="4320" w:hanging="360"/>
+      </w:pPr>
+      <w:rPr>
+        <w:rFonts w:ascii="Wingdings" w:hAnsi="Wingdings" w:hint="default"/>
+      </w:rPr>
+    </w:lvl>
+    <w:lvl w:ilvl="6" w:tplc="04090001" w:tentative="1">
+      <w:start w:val="1"/>
+      <w:numFmt w:val="bullet"/>
+      <w:lvlText w:val=""/>
+      <w:lvlJc w:val="left"/>
+      <w:pPr>
+        <w:ind w:left="5040" w:hanging="360"/>
+      </w:pPr>
+      <w:rPr>
+        <w:rFonts w:ascii="Symbol" w:hAnsi="Symbol" w:hint="default"/>
+      </w:rPr>
+    </w:lvl>
+    <w:lvl w:ilvl="7" w:tplc="04090003" w:tentative="1">
+      <w:start w:val="1"/>
+      <w:numFmt w:val="bullet"/>
+      <w:lvlText w:val="o"/>
+      <w:lvlJc w:val="left"/>
+      <w:pPr>
+        <w:ind w:left="5760" w:hanging="360"/>
+      </w:pPr>
+      <w:rPr>
+        <w:rFonts w:ascii="Courier New" w:hAnsi="Courier New" w:cs="Courier New" w:hint="default"/>
+      </w:rPr>
+    </w:lvl>
+    <w:lvl w:ilvl="8" w:tplc="04090005" w:tentative="1">
+      <w:start w:val="1"/>
+      <w:numFmt w:val="bullet"/>
+      <w:lvlText w:val=""/>
+      <w:lvlJc w:val="left"/>
+      <w:pPr>
+        <w:ind w:left="6480" w:hanging="360"/>
+      </w:pPr>
+      <w:rPr>
+        <w:rFonts w:ascii="Wingdings" w:hAnsi="Wingdings" w:hint="default"/>
+      </w:rPr>
+    </w:lvl>
+  </w:abstractNum>
+  <w:abstractNum w:abstractNumId="8" w15:restartNumberingAfterBreak="0">
     <w:nsid w:val="56944295"/>
     <w:multiLevelType w:val="multilevel"/>
     <w:tmpl w:val="3A96EC00"/>
@@ -1817,7 +3245,233 @@
       </w:rPr>
     </w:lvl>
   </w:abstractNum>
-  <w:abstractNum w:abstractNumId="2" w15:restartNumberingAfterBreak="0">
+  <w:abstractNum w:abstractNumId="9" w15:restartNumberingAfterBreak="0">
+    <w:nsid w:val="5E2E534B"/>
+    <w:multiLevelType w:val="hybridMultilevel"/>
+    <w:tmpl w:val="5254E574"/>
+    <w:lvl w:ilvl="0" w:tplc="04090001">
+      <w:start w:val="1"/>
+      <w:numFmt w:val="bullet"/>
+      <w:lvlText w:val=""/>
+      <w:lvlJc w:val="left"/>
+      <w:pPr>
+        <w:ind w:left="720" w:hanging="360"/>
+      </w:pPr>
+      <w:rPr>
+        <w:rFonts w:ascii="Symbol" w:hAnsi="Symbol" w:hint="default"/>
+      </w:rPr>
+    </w:lvl>
+    <w:lvl w:ilvl="1" w:tplc="04090003" w:tentative="1">
+      <w:start w:val="1"/>
+      <w:numFmt w:val="bullet"/>
+      <w:lvlText w:val="o"/>
+      <w:lvlJc w:val="left"/>
+      <w:pPr>
+        <w:ind w:left="1440" w:hanging="360"/>
+      </w:pPr>
+      <w:rPr>
+        <w:rFonts w:ascii="Courier New" w:hAnsi="Courier New" w:cs="Courier New" w:hint="default"/>
+      </w:rPr>
+    </w:lvl>
+    <w:lvl w:ilvl="2" w:tplc="04090005" w:tentative="1">
+      <w:start w:val="1"/>
+      <w:numFmt w:val="bullet"/>
+      <w:lvlText w:val=""/>
+      <w:lvlJc w:val="left"/>
+      <w:pPr>
+        <w:ind w:left="2160" w:hanging="360"/>
+      </w:pPr>
+      <w:rPr>
+        <w:rFonts w:ascii="Wingdings" w:hAnsi="Wingdings" w:hint="default"/>
+      </w:rPr>
+    </w:lvl>
+    <w:lvl w:ilvl="3" w:tplc="04090001" w:tentative="1">
+      <w:start w:val="1"/>
+      <w:numFmt w:val="bullet"/>
+      <w:lvlText w:val=""/>
+      <w:lvlJc w:val="left"/>
+      <w:pPr>
+        <w:ind w:left="2880" w:hanging="360"/>
+      </w:pPr>
+      <w:rPr>
+        <w:rFonts w:ascii="Symbol" w:hAnsi="Symbol" w:hint="default"/>
+      </w:rPr>
+    </w:lvl>
+    <w:lvl w:ilvl="4" w:tplc="04090003" w:tentative="1">
+      <w:start w:val="1"/>
+      <w:numFmt w:val="bullet"/>
+      <w:lvlText w:val="o"/>
+      <w:lvlJc w:val="left"/>
+      <w:pPr>
+        <w:ind w:left="3600" w:hanging="360"/>
+      </w:pPr>
+      <w:rPr>
+        <w:rFonts w:ascii="Courier New" w:hAnsi="Courier New" w:cs="Courier New" w:hint="default"/>
+      </w:rPr>
+    </w:lvl>
+    <w:lvl w:ilvl="5" w:tplc="04090005" w:tentative="1">
+      <w:start w:val="1"/>
+      <w:numFmt w:val="bullet"/>
+      <w:lvlText w:val=""/>
+      <w:lvlJc w:val="left"/>
+      <w:pPr>
+        <w:ind w:left="4320" w:hanging="360"/>
+      </w:pPr>
+      <w:rPr>
+        <w:rFonts w:ascii="Wingdings" w:hAnsi="Wingdings" w:hint="default"/>
+      </w:rPr>
+    </w:lvl>
+    <w:lvl w:ilvl="6" w:tplc="04090001" w:tentative="1">
+      <w:start w:val="1"/>
+      <w:numFmt w:val="bullet"/>
+      <w:lvlText w:val=""/>
+      <w:lvlJc w:val="left"/>
+      <w:pPr>
+        <w:ind w:left="5040" w:hanging="360"/>
+      </w:pPr>
+      <w:rPr>
+        <w:rFonts w:ascii="Symbol" w:hAnsi="Symbol" w:hint="default"/>
+      </w:rPr>
+    </w:lvl>
+    <w:lvl w:ilvl="7" w:tplc="04090003" w:tentative="1">
+      <w:start w:val="1"/>
+      <w:numFmt w:val="bullet"/>
+      <w:lvlText w:val="o"/>
+      <w:lvlJc w:val="left"/>
+      <w:pPr>
+        <w:ind w:left="5760" w:hanging="360"/>
+      </w:pPr>
+      <w:rPr>
+        <w:rFonts w:ascii="Courier New" w:hAnsi="Courier New" w:cs="Courier New" w:hint="default"/>
+      </w:rPr>
+    </w:lvl>
+    <w:lvl w:ilvl="8" w:tplc="04090005" w:tentative="1">
+      <w:start w:val="1"/>
+      <w:numFmt w:val="bullet"/>
+      <w:lvlText w:val=""/>
+      <w:lvlJc w:val="left"/>
+      <w:pPr>
+        <w:ind w:left="6480" w:hanging="360"/>
+      </w:pPr>
+      <w:rPr>
+        <w:rFonts w:ascii="Wingdings" w:hAnsi="Wingdings" w:hint="default"/>
+      </w:rPr>
+    </w:lvl>
+  </w:abstractNum>
+  <w:abstractNum w:abstractNumId="10" w15:restartNumberingAfterBreak="0">
+    <w:nsid w:val="654440CB"/>
+    <w:multiLevelType w:val="multilevel"/>
+    <w:tmpl w:val="EB6E5D0C"/>
+    <w:lvl w:ilvl="0">
+      <w:start w:val="1"/>
+      <w:numFmt w:val="decimal"/>
+      <w:lvlText w:val="%1."/>
+      <w:lvlJc w:val="left"/>
+      <w:pPr>
+        <w:tabs>
+          <w:tab w:val="num" w:pos="720"/>
+        </w:tabs>
+        <w:ind w:left="720" w:hanging="360"/>
+      </w:pPr>
+    </w:lvl>
+    <w:lvl w:ilvl="1" w:tentative="1">
+      <w:start w:val="1"/>
+      <w:numFmt w:val="decimal"/>
+      <w:lvlText w:val="%2."/>
+      <w:lvlJc w:val="left"/>
+      <w:pPr>
+        <w:tabs>
+          <w:tab w:val="num" w:pos="1440"/>
+        </w:tabs>
+        <w:ind w:left="1440" w:hanging="360"/>
+      </w:pPr>
+    </w:lvl>
+    <w:lvl w:ilvl="2" w:tentative="1">
+      <w:start w:val="1"/>
+      <w:numFmt w:val="decimal"/>
+      <w:lvlText w:val="%3."/>
+      <w:lvlJc w:val="left"/>
+      <w:pPr>
+        <w:tabs>
+          <w:tab w:val="num" w:pos="2160"/>
+        </w:tabs>
+        <w:ind w:left="2160" w:hanging="360"/>
+      </w:pPr>
+    </w:lvl>
+    <w:lvl w:ilvl="3" w:tentative="1">
+      <w:start w:val="1"/>
+      <w:numFmt w:val="decimal"/>
+      <w:lvlText w:val="%4."/>
+      <w:lvlJc w:val="left"/>
+      <w:pPr>
+        <w:tabs>
+          <w:tab w:val="num" w:pos="2880"/>
+        </w:tabs>
+        <w:ind w:left="2880" w:hanging="360"/>
+      </w:pPr>
+    </w:lvl>
+    <w:lvl w:ilvl="4" w:tentative="1">
+      <w:start w:val="1"/>
+      <w:numFmt w:val="decimal"/>
+      <w:lvlText w:val="%5."/>
+      <w:lvlJc w:val="left"/>
+      <w:pPr>
+        <w:tabs>
+          <w:tab w:val="num" w:pos="3600"/>
+        </w:tabs>
+        <w:ind w:left="3600" w:hanging="360"/>
+      </w:pPr>
+    </w:lvl>
+    <w:lvl w:ilvl="5" w:tentative="1">
+      <w:start w:val="1"/>
+      <w:numFmt w:val="decimal"/>
+      <w:lvlText w:val="%6."/>
+      <w:lvlJc w:val="left"/>
+      <w:pPr>
+        <w:tabs>
+          <w:tab w:val="num" w:pos="4320"/>
+        </w:tabs>
+        <w:ind w:left="4320" w:hanging="360"/>
+      </w:pPr>
+    </w:lvl>
+    <w:lvl w:ilvl="6" w:tentative="1">
+      <w:start w:val="1"/>
+      <w:numFmt w:val="decimal"/>
+      <w:lvlText w:val="%7."/>
+      <w:lvlJc w:val="left"/>
+      <w:pPr>
+        <w:tabs>
+          <w:tab w:val="num" w:pos="5040"/>
+        </w:tabs>
+        <w:ind w:left="5040" w:hanging="360"/>
+      </w:pPr>
+    </w:lvl>
+    <w:lvl w:ilvl="7" w:tentative="1">
+      <w:start w:val="1"/>
+      <w:numFmt w:val="decimal"/>
+      <w:lvlText w:val="%8."/>
+      <w:lvlJc w:val="left"/>
+      <w:pPr>
+        <w:tabs>
+          <w:tab w:val="num" w:pos="5760"/>
+        </w:tabs>
+        <w:ind w:left="5760" w:hanging="360"/>
+      </w:pPr>
+    </w:lvl>
+    <w:lvl w:ilvl="8" w:tentative="1">
+      <w:start w:val="1"/>
+      <w:numFmt w:val="decimal"/>
+      <w:lvlText w:val="%9."/>
+      <w:lvlJc w:val="left"/>
+      <w:pPr>
+        <w:tabs>
+          <w:tab w:val="num" w:pos="6480"/>
+        </w:tabs>
+        <w:ind w:left="6480" w:hanging="360"/>
+      </w:pPr>
+    </w:lvl>
+  </w:abstractNum>
+  <w:abstractNum w:abstractNumId="11" w15:restartNumberingAfterBreak="0">
     <w:nsid w:val="775674E8"/>
     <w:multiLevelType w:val="multilevel"/>
     <w:tmpl w:val="61A0B272"/>
@@ -1931,13 +3585,40 @@
     </w:lvl>
   </w:abstractNum>
   <w:num w:numId="1" w16cid:durableId="1080836136">
+    <w:abstractNumId w:val="11"/>
+  </w:num>
+  <w:num w:numId="2" w16cid:durableId="1325629125">
+    <w:abstractNumId w:val="8"/>
+  </w:num>
+  <w:num w:numId="3" w16cid:durableId="1433545544">
+    <w:abstractNumId w:val="3"/>
+  </w:num>
+  <w:num w:numId="4" w16cid:durableId="500658462">
+    <w:abstractNumId w:val="9"/>
+  </w:num>
+  <w:num w:numId="5" w16cid:durableId="1169252231">
+    <w:abstractNumId w:val="0"/>
+  </w:num>
+  <w:num w:numId="6" w16cid:durableId="258027903">
+    <w:abstractNumId w:val="1"/>
+  </w:num>
+  <w:num w:numId="7" w16cid:durableId="21831229">
+    <w:abstractNumId w:val="5"/>
+  </w:num>
+  <w:num w:numId="8" w16cid:durableId="1266576226">
+    <w:abstractNumId w:val="7"/>
+  </w:num>
+  <w:num w:numId="9" w16cid:durableId="149256016">
     <w:abstractNumId w:val="2"/>
   </w:num>
-  <w:num w:numId="2" w16cid:durableId="1325629125">
-    <w:abstractNumId w:val="1"/>
+  <w:num w:numId="10" w16cid:durableId="130447252">
+    <w:abstractNumId w:val="6"/>
   </w:num>
-  <w:num w:numId="3" w16cid:durableId="1433545544">
-    <w:abstractNumId w:val="0"/>
+  <w:num w:numId="11" w16cid:durableId="901716061">
+    <w:abstractNumId w:val="4"/>
+  </w:num>
+  <w:num w:numId="12" w16cid:durableId="185947113">
+    <w:abstractNumId w:val="10"/>
   </w:num>
 </w:numbering>
 </file>
@@ -2117,7 +3798,7 @@
     <w:lsdException w:name="Table Web 2" w:semiHidden="1" w:unhideWhenUsed="1"/>
     <w:lsdException w:name="Table Web 3" w:semiHidden="1" w:unhideWhenUsed="1"/>
     <w:lsdException w:name="Balloon Text" w:semiHidden="1" w:unhideWhenUsed="1"/>
-    <w:lsdException w:name="Table Grid" w:uiPriority="39"/>
+    <w:lsdException w:name="Table Grid" w:uiPriority="59"/>
     <w:lsdException w:name="Table Theme" w:semiHidden="1" w:unhideWhenUsed="1"/>
     <w:lsdException w:name="Placeholder Text" w:semiHidden="1"/>
     <w:lsdException w:name="No Spacing" w:uiPriority="1" w:qFormat="1"/>
@@ -2594,6 +4275,25 @@
       <w:contextualSpacing/>
     </w:pPr>
   </w:style>
+  <w:style w:type="table" w:styleId="TableGrid">
+    <w:name w:val="Table Grid"/>
+    <w:basedOn w:val="TableNormal"/>
+    <w:uiPriority w:val="59"/>
+    <w:rsid w:val="00A5641A"/>
+    <w:pPr>
+      <w:spacing w:after="0" w:line="240" w:lineRule="auto"/>
+    </w:pPr>
+    <w:tblPr>
+      <w:tblBorders>
+        <w:top w:val="single" w:sz="4" w:space="0" w:color="000000" w:themeColor="text1"/>
+        <w:left w:val="single" w:sz="4" w:space="0" w:color="000000" w:themeColor="text1"/>
+        <w:bottom w:val="single" w:sz="4" w:space="0" w:color="000000" w:themeColor="text1"/>
+        <w:right w:val="single" w:sz="4" w:space="0" w:color="000000" w:themeColor="text1"/>
+        <w:insideH w:val="single" w:sz="4" w:space="0" w:color="000000" w:themeColor="text1"/>
+        <w:insideV w:val="single" w:sz="4" w:space="0" w:color="000000" w:themeColor="text1"/>
+      </w:tblBorders>
+    </w:tblPr>
+  </w:style>
 </w:styles>
 </file>
 
